--- a/public/assets/files/niestacjonarne/JAP3.docx
+++ b/public/assets/files/niestacjonarne/JAP3.docx
@@ -523,6 +523,7 @@
                 <w:i w:val="0"/>
                 <w:sz w:val="22"/>
               </w:rPr>
+              <w:t>I</w:t>
             </w:r>
           </w:p>
         </w:tc>
@@ -560,6 +561,7 @@
                 <w:i w:val="0"/>
                 <w:sz w:val="22"/>
               </w:rPr>
+              <w:t>lektorat</w:t>
             </w:r>
           </w:p>
         </w:tc>

--- a/public/assets/files/niestacjonarne/JAP3.docx
+++ b/public/assets/files/niestacjonarne/JAP3.docx
@@ -681,12 +681,22 @@
         <w:tblW w:w="5000" w:type="pct"/>
       </w:tblPr>
       <w:tblGrid>
-        <w:gridCol w:w="9972"/>
+        <w:gridCol w:w="997"/>
+        <w:gridCol w:w="997"/>
+        <w:gridCol w:w="997"/>
+        <w:gridCol w:w="997"/>
+        <w:gridCol w:w="997"/>
+        <w:gridCol w:w="997"/>
+        <w:gridCol w:w="997"/>
+        <w:gridCol w:w="997"/>
+        <w:gridCol w:w="997"/>
+        <w:gridCol w:w="997"/>
       </w:tblGrid>
       <w:tr>
         <w:tc>
           <w:tcPr>
-            <w:tcW w:type="dxa" w:w="9972"/>
+            <w:tcW w:type="dxa" w:w="9970"/>
+            <w:gridSpan w:val="10"/>
             <w:shd w:val="clear" w:color="auto" w:fill="D9D9D9"/>
           </w:tcPr>
           <w:p>
@@ -705,31 +715,34 @@
           </w:p>
         </w:tc>
       </w:tr>
-    </w:tbl>
-    <w:tbl>
-      <w:tblPr>
-        <w:tblW w:type="auto" w:w="0"/>
-        <w:tblLook w:firstColumn="1" w:firstRow="1" w:lastColumn="0" w:lastRow="0" w:noHBand="0" w:noVBand="1" w:val="04A0"/>
-        <w:tblBorders>
-          <w:top w:val="single" w:sz="4" w:space="0" w:color="000000"/>
-          <w:left w:val="single" w:sz="4" w:space="0" w:color="000000"/>
-          <w:bottom w:val="single" w:sz="4" w:space="0" w:color="000000"/>
-          <w:right w:val="single" w:sz="4" w:space="0" w:color="000000"/>
-          <w:insideH w:val="single" w:sz="4" w:space="0" w:color="000000"/>
-          <w:insideV w:val="single" w:sz="4" w:space="0" w:color="000000"/>
-        </w:tblBorders>
-        <w:tblW w:w="5000" w:type="pct"/>
-      </w:tblPr>
-      <w:tblGrid>
-        <w:gridCol w:w="2493"/>
-        <w:gridCol w:w="2493"/>
-        <w:gridCol w:w="2493"/>
-        <w:gridCol w:w="2493"/>
-      </w:tblGrid>
       <w:tr>
         <w:tc>
           <w:tcPr>
-            <w:tcW w:type="dxa" w:w="2493"/>
+            <w:tcW w:type="dxa" w:w="9970"/>
+            <w:gridSpan w:val="10"/>
+            <w:shd w:val="clear" w:color="auto" w:fill="D9D9D9"/>
+          </w:tcPr>
+          <w:p>
+            <w:pPr>
+              <w:spacing w:before="20" w:after="20"/>
+            </w:pPr>
+            <w:r>
+              <w:rPr>
+                <w:rFonts w:ascii="Aptos" w:hAnsi="Aptos"/>
+                <w:b w:val="0"/>
+                <w:i w:val="0"/>
+                <w:sz w:val="16"/>
+              </w:rPr>
+              <w:t>Wymiar godzinowy (liczba godzin w semestrze)</w:t>
+            </w:r>
+          </w:p>
+        </w:tc>
+      </w:tr>
+      <w:tr>
+        <w:tc>
+          <w:tcPr>
+            <w:tcW w:type="dxa" w:w="1994"/>
+            <w:gridSpan w:val="2"/>
             <w:shd w:val="clear" w:color="auto" w:fill="D9D9D9"/>
           </w:tcPr>
           <w:p>
@@ -749,7 +762,8 @@
         </w:tc>
         <w:tc>
           <w:tcPr>
-            <w:tcW w:type="dxa" w:w="2493"/>
+            <w:tcW w:type="dxa" w:w="2991"/>
+            <w:gridSpan w:val="3"/>
             <w:shd w:val="clear" w:color="auto" w:fill="D9D9D9"/>
           </w:tcPr>
           <w:p>
@@ -769,7 +783,8 @@
         </w:tc>
         <w:tc>
           <w:tcPr>
-            <w:tcW w:type="dxa" w:w="2493"/>
+            <w:tcW w:type="dxa" w:w="2991"/>
+            <w:gridSpan w:val="3"/>
             <w:shd w:val="clear" w:color="auto" w:fill="D9D9D9"/>
           </w:tcPr>
           <w:p>
@@ -789,7 +804,8 @@
         </w:tc>
         <w:tc>
           <w:tcPr>
-            <w:tcW w:type="dxa" w:w="2493"/>
+            <w:tcW w:type="dxa" w:w="1994"/>
+            <w:gridSpan w:val="2"/>
             <w:shd w:val="clear" w:color="auto" w:fill="D9D9D9"/>
           </w:tcPr>
           <w:p>
@@ -811,7 +827,8 @@
       <w:tr>
         <w:tc>
           <w:tcPr>
-            <w:tcW w:type="dxa" w:w="2493"/>
+            <w:tcW w:type="dxa" w:w="1994"/>
+            <w:gridSpan w:val="2"/>
           </w:tcPr>
           <w:p>
             <w:pPr>
@@ -830,7 +847,8 @@
         </w:tc>
         <w:tc>
           <w:tcPr>
-            <w:tcW w:type="dxa" w:w="2493"/>
+            <w:tcW w:type="dxa" w:w="2991"/>
+            <w:gridSpan w:val="3"/>
           </w:tcPr>
           <w:p>
             <w:pPr>
@@ -849,7 +867,8 @@
         </w:tc>
         <w:tc>
           <w:tcPr>
-            <w:tcW w:type="dxa" w:w="2493"/>
+            <w:tcW w:type="dxa" w:w="2991"/>
+            <w:gridSpan w:val="3"/>
           </w:tcPr>
           <w:p>
             <w:pPr>
@@ -868,7 +887,8 @@
         </w:tc>
         <w:tc>
           <w:tcPr>
-            <w:tcW w:type="dxa" w:w="2493"/>
+            <w:tcW w:type="dxa" w:w="1994"/>
+            <w:gridSpan w:val="2"/>
           </w:tcPr>
           <w:p>
             <w:pPr>
@@ -886,30 +906,34 @@
           </w:p>
         </w:tc>
       </w:tr>
-    </w:tbl>
-    <w:tbl>
-      <w:tblPr>
-        <w:tblW w:type="auto" w:w="0"/>
-        <w:tblLook w:firstColumn="1" w:firstRow="1" w:lastColumn="0" w:lastRow="0" w:noHBand="0" w:noVBand="1" w:val="04A0"/>
-        <w:tblBorders>
-          <w:top w:val="single" w:sz="4" w:space="0" w:color="000000"/>
-          <w:left w:val="single" w:sz="4" w:space="0" w:color="000000"/>
-          <w:bottom w:val="single" w:sz="4" w:space="0" w:color="000000"/>
-          <w:right w:val="single" w:sz="4" w:space="0" w:color="000000"/>
-          <w:insideH w:val="single" w:sz="4" w:space="0" w:color="000000"/>
-          <w:insideV w:val="single" w:sz="4" w:space="0" w:color="000000"/>
-        </w:tblBorders>
-        <w:tblW w:w="5000" w:type="pct"/>
-      </w:tblPr>
-      <w:tblGrid>
-        <w:gridCol w:w="3324"/>
-        <w:gridCol w:w="3324"/>
-        <w:gridCol w:w="3324"/>
-      </w:tblGrid>
       <w:tr>
         <w:tc>
           <w:tcPr>
-            <w:tcW w:type="dxa" w:w="3324"/>
+            <w:tcW w:type="dxa" w:w="9970"/>
+            <w:gridSpan w:val="10"/>
+            <w:shd w:val="clear" w:color="auto" w:fill="D9D9D9"/>
+          </w:tcPr>
+          <w:p>
+            <w:pPr>
+              <w:spacing w:before="20" w:after="20"/>
+            </w:pPr>
+            <w:r>
+              <w:rPr>
+                <w:rFonts w:ascii="Aptos" w:hAnsi="Aptos"/>
+                <w:b/>
+                <w:i w:val="0"/>
+                <w:sz w:val="22"/>
+              </w:rPr>
+              <w:t>Bilans ECTS</w:t>
+            </w:r>
+          </w:p>
+        </w:tc>
+      </w:tr>
+      <w:tr>
+        <w:tc>
+          <w:tcPr>
+            <w:tcW w:type="dxa" w:w="4985"/>
+            <w:gridSpan w:val="5"/>
             <w:shd w:val="clear" w:color="auto" w:fill="D9D9D9"/>
           </w:tcPr>
           <w:p>
@@ -929,7 +953,8 @@
         </w:tc>
         <w:tc>
           <w:tcPr>
-            <w:tcW w:type="dxa" w:w="3324"/>
+            <w:tcW w:type="dxa" w:w="2991"/>
+            <w:gridSpan w:val="3"/>
             <w:shd w:val="clear" w:color="auto" w:fill="D9D9D9"/>
           </w:tcPr>
           <w:p>
@@ -949,7 +974,8 @@
         </w:tc>
         <w:tc>
           <w:tcPr>
-            <w:tcW w:type="dxa" w:w="3324"/>
+            <w:tcW w:type="dxa" w:w="1994"/>
+            <w:gridSpan w:val="2"/>
             <w:shd w:val="clear" w:color="auto" w:fill="D9D9D9"/>
           </w:tcPr>
           <w:p>
@@ -971,7 +997,8 @@
       <w:tr>
         <w:tc>
           <w:tcPr>
-            <w:tcW w:type="dxa" w:w="3324"/>
+            <w:tcW w:type="dxa" w:w="4985"/>
+            <w:gridSpan w:val="5"/>
           </w:tcPr>
           <w:p>
             <w:pPr>
@@ -990,7 +1017,8 @@
         </w:tc>
         <w:tc>
           <w:tcPr>
-            <w:tcW w:type="dxa" w:w="3324"/>
+            <w:tcW w:type="dxa" w:w="2991"/>
+            <w:gridSpan w:val="3"/>
           </w:tcPr>
           <w:p>
             <w:pPr>
@@ -1009,7 +1037,8 @@
         </w:tc>
         <w:tc>
           <w:tcPr>
-            <w:tcW w:type="dxa" w:w="3324"/>
+            <w:tcW w:type="dxa" w:w="1994"/>
+            <w:gridSpan w:val="2"/>
           </w:tcPr>
           <w:p>
             <w:pPr>
@@ -1030,7 +1059,8 @@
       <w:tr>
         <w:tc>
           <w:tcPr>
-            <w:tcW w:type="dxa" w:w="3324"/>
+            <w:tcW w:type="dxa" w:w="4985"/>
+            <w:gridSpan w:val="5"/>
           </w:tcPr>
           <w:p>
             <w:pPr>
@@ -1049,7 +1079,8 @@
         </w:tc>
         <w:tc>
           <w:tcPr>
-            <w:tcW w:type="dxa" w:w="3324"/>
+            <w:tcW w:type="dxa" w:w="2991"/>
+            <w:gridSpan w:val="3"/>
           </w:tcPr>
           <w:p>
             <w:pPr>
@@ -1068,7 +1099,8 @@
         </w:tc>
         <w:tc>
           <w:tcPr>
-            <w:tcW w:type="dxa" w:w="3324"/>
+            <w:tcW w:type="dxa" w:w="1994"/>
+            <w:gridSpan w:val="2"/>
           </w:tcPr>
           <w:p>
             <w:pPr>
@@ -1089,7 +1121,29 @@
       <w:tr>
         <w:tc>
           <w:tcPr>
-            <w:tcW w:type="dxa" w:w="3324"/>
+            <w:tcW w:type="dxa" w:w="4985"/>
+            <w:gridSpan w:val="5"/>
+            <w:shd w:val="clear" w:color="auto" w:fill="D9D9D9"/>
+          </w:tcPr>
+          <w:p>
+            <w:pPr>
+              <w:spacing w:before="20" w:after="20"/>
+            </w:pPr>
+            <w:r>
+              <w:rPr>
+                <w:rFonts w:ascii="Aptos" w:hAnsi="Aptos"/>
+                <w:b/>
+                <w:i w:val="0"/>
+                <w:sz w:val="16"/>
+              </w:rPr>
+              <w:t>Opis samodzielnej pracy studenta</w:t>
+            </w:r>
+          </w:p>
+        </w:tc>
+        <w:tc>
+          <w:tcPr>
+            <w:tcW w:type="dxa" w:w="4985"/>
+            <w:gridSpan w:val="5"/>
           </w:tcPr>
           <w:p>
             <w:pPr>
@@ -1102,45 +1156,6 @@
                 <w:i w:val="0"/>
                 <w:sz w:val="22"/>
               </w:rPr>
-              <w:t>Suma</w:t>
-            </w:r>
-          </w:p>
-        </w:tc>
-        <w:tc>
-          <w:tcPr>
-            <w:tcW w:type="dxa" w:w="3324"/>
-          </w:tcPr>
-          <w:p>
-            <w:pPr>
-              <w:spacing w:before="20" w:after="20"/>
-            </w:pPr>
-            <w:r>
-              <w:rPr>
-                <w:rFonts w:ascii="Aptos" w:hAnsi="Aptos"/>
-                <w:b w:val="0"/>
-                <w:i w:val="0"/>
-                <w:sz w:val="22"/>
-              </w:rPr>
-              <w:t>75</w:t>
-            </w:r>
-          </w:p>
-        </w:tc>
-        <w:tc>
-          <w:tcPr>
-            <w:tcW w:type="dxa" w:w="3324"/>
-          </w:tcPr>
-          <w:p>
-            <w:pPr>
-              <w:spacing w:before="20" w:after="20"/>
-            </w:pPr>
-            <w:r>
-              <w:rPr>
-                <w:rFonts w:ascii="Aptos" w:hAnsi="Aptos"/>
-                <w:b w:val="0"/>
-                <w:i w:val="0"/>
-                <w:sz w:val="22"/>
-              </w:rPr>
-              <w:t>3</w:t>
             </w:r>
           </w:p>
         </w:tc>
@@ -1261,7 +1276,7 @@
                 <w:b/>
                 <w:sz w:val="22"/>
               </w:rPr>
-              <w:t>Cwiczenia:</w:t>
+              <w:t>Ćwiczenia:</w:t>
             </w:r>
           </w:p>
           <w:p>
@@ -1454,7 +1469,7 @@
                 <w:rFonts w:ascii="Aptos" w:hAnsi="Aptos"/>
                 <w:sz w:val="22"/>
               </w:rPr>
-              <w:t>☐ Zaliczenie z oceną</w:t>
+              <w:t>☑ Zaliczenie z oceną</w:t>
             </w:r>
           </w:p>
           <w:p>
@@ -1907,14 +1922,14 @@
         <w:tblW w:w="5000" w:type="pct"/>
       </w:tblPr>
       <w:tblGrid>
-        <w:gridCol w:w="3324"/>
-        <w:gridCol w:w="3324"/>
-        <w:gridCol w:w="3324"/>
+        <w:gridCol w:w="680"/>
+        <w:gridCol w:w="4536"/>
+        <w:gridCol w:w="4252"/>
       </w:tblGrid>
       <w:tr>
         <w:tc>
           <w:tcPr>
-            <w:tcW w:type="dxa" w:w="9972"/>
+            <w:tcW w:type="dxa" w:w="9468"/>
             <w:gridSpan w:val="3"/>
             <w:shd w:val="clear" w:color="auto" w:fill="D9D9D9"/>
           </w:tcPr>
@@ -1937,7 +1952,7 @@
       <w:tr>
         <w:tc>
           <w:tcPr>
-            <w:tcW w:type="dxa" w:w="3324"/>
+            <w:tcW w:type="dxa" w:w="680"/>
             <w:shd w:val="clear" w:color="auto" w:fill="D9D9D9"/>
           </w:tcPr>
           <w:p>
@@ -1957,7 +1972,7 @@
         </w:tc>
         <w:tc>
           <w:tcPr>
-            <w:tcW w:type="dxa" w:w="3324"/>
+            <w:tcW w:type="dxa" w:w="4536"/>
             <w:shd w:val="clear" w:color="auto" w:fill="D9D9D9"/>
           </w:tcPr>
           <w:p>
@@ -1977,7 +1992,7 @@
         </w:tc>
         <w:tc>
           <w:tcPr>
-            <w:tcW w:type="dxa" w:w="3324"/>
+            <w:tcW w:type="dxa" w:w="4252"/>
             <w:shd w:val="clear" w:color="auto" w:fill="D9D9D9"/>
           </w:tcPr>
           <w:p>
@@ -1999,7 +2014,7 @@
       <w:tr>
         <w:tc>
           <w:tcPr>
-            <w:tcW w:type="dxa" w:w="3324"/>
+            <w:tcW w:type="dxa" w:w="680"/>
           </w:tcPr>
           <w:p>
             <w:pPr>
@@ -2018,7 +2033,7 @@
         </w:tc>
         <w:tc>
           <w:tcPr>
-            <w:tcW w:type="dxa" w:w="3324"/>
+            <w:tcW w:type="dxa" w:w="4536"/>
           </w:tcPr>
           <w:p>
             <w:pPr>
@@ -2037,7 +2052,7 @@
         </w:tc>
         <w:tc>
           <w:tcPr>
-            <w:tcW w:type="dxa" w:w="3324"/>
+            <w:tcW w:type="dxa" w:w="4252"/>
           </w:tcPr>
           <w:p>
             <w:pPr>
@@ -2057,7 +2072,7 @@
       <w:tr>
         <w:tc>
           <w:tcPr>
-            <w:tcW w:type="dxa" w:w="3324"/>
+            <w:tcW w:type="dxa" w:w="680"/>
           </w:tcPr>
           <w:p>
             <w:pPr>
@@ -2076,7 +2091,7 @@
         </w:tc>
         <w:tc>
           <w:tcPr>
-            <w:tcW w:type="dxa" w:w="3324"/>
+            <w:tcW w:type="dxa" w:w="4536"/>
           </w:tcPr>
           <w:p>
             <w:pPr>
@@ -2095,7 +2110,7 @@
         </w:tc>
         <w:tc>
           <w:tcPr>
-            <w:tcW w:type="dxa" w:w="3324"/>
+            <w:tcW w:type="dxa" w:w="4252"/>
           </w:tcPr>
           <w:p>
             <w:pPr>
@@ -2115,7 +2130,7 @@
       <w:tr>
         <w:tc>
           <w:tcPr>
-            <w:tcW w:type="dxa" w:w="3324"/>
+            <w:tcW w:type="dxa" w:w="680"/>
           </w:tcPr>
           <w:p>
             <w:pPr>
@@ -2134,7 +2149,7 @@
         </w:tc>
         <w:tc>
           <w:tcPr>
-            <w:tcW w:type="dxa" w:w="3324"/>
+            <w:tcW w:type="dxa" w:w="4536"/>
           </w:tcPr>
           <w:p>
             <w:pPr>
@@ -2153,7 +2168,7 @@
         </w:tc>
         <w:tc>
           <w:tcPr>
-            <w:tcW w:type="dxa" w:w="3324"/>
+            <w:tcW w:type="dxa" w:w="4252"/>
           </w:tcPr>
           <w:p>
             <w:pPr>
@@ -2173,7 +2188,7 @@
       <w:tr>
         <w:tc>
           <w:tcPr>
-            <w:tcW w:type="dxa" w:w="3324"/>
+            <w:tcW w:type="dxa" w:w="680"/>
           </w:tcPr>
           <w:p>
             <w:pPr>
@@ -2192,7 +2207,7 @@
         </w:tc>
         <w:tc>
           <w:tcPr>
-            <w:tcW w:type="dxa" w:w="3324"/>
+            <w:tcW w:type="dxa" w:w="4536"/>
           </w:tcPr>
           <w:p>
             <w:pPr>
@@ -2211,7 +2226,7 @@
         </w:tc>
         <w:tc>
           <w:tcPr>
-            <w:tcW w:type="dxa" w:w="3324"/>
+            <w:tcW w:type="dxa" w:w="4252"/>
           </w:tcPr>
           <w:p>
             <w:pPr>
@@ -2231,7 +2246,7 @@
       <w:tr>
         <w:tc>
           <w:tcPr>
-            <w:tcW w:type="dxa" w:w="3324"/>
+            <w:tcW w:type="dxa" w:w="680"/>
           </w:tcPr>
           <w:p>
             <w:pPr>
@@ -2250,7 +2265,7 @@
         </w:tc>
         <w:tc>
           <w:tcPr>
-            <w:tcW w:type="dxa" w:w="3324"/>
+            <w:tcW w:type="dxa" w:w="4536"/>
           </w:tcPr>
           <w:p>
             <w:pPr>
@@ -2269,7 +2284,7 @@
         </w:tc>
         <w:tc>
           <w:tcPr>
-            <w:tcW w:type="dxa" w:w="3324"/>
+            <w:tcW w:type="dxa" w:w="4252"/>
           </w:tcPr>
           <w:p>
             <w:pPr>
@@ -2289,7 +2304,7 @@
       <w:tr>
         <w:tc>
           <w:tcPr>
-            <w:tcW w:type="dxa" w:w="3324"/>
+            <w:tcW w:type="dxa" w:w="680"/>
           </w:tcPr>
           <w:p>
             <w:pPr>
@@ -2308,7 +2323,7 @@
         </w:tc>
         <w:tc>
           <w:tcPr>
-            <w:tcW w:type="dxa" w:w="3324"/>
+            <w:tcW w:type="dxa" w:w="4536"/>
           </w:tcPr>
           <w:p>
             <w:pPr>
@@ -2327,7 +2342,7 @@
         </w:tc>
         <w:tc>
           <w:tcPr>
-            <w:tcW w:type="dxa" w:w="3324"/>
+            <w:tcW w:type="dxa" w:w="4252"/>
           </w:tcPr>
           <w:p>
             <w:pPr>
@@ -2347,7 +2362,7 @@
       <w:tr>
         <w:tc>
           <w:tcPr>
-            <w:tcW w:type="dxa" w:w="3324"/>
+            <w:tcW w:type="dxa" w:w="680"/>
           </w:tcPr>
           <w:p>
             <w:pPr>
@@ -2366,7 +2381,7 @@
         </w:tc>
         <w:tc>
           <w:tcPr>
-            <w:tcW w:type="dxa" w:w="3324"/>
+            <w:tcW w:type="dxa" w:w="4536"/>
           </w:tcPr>
           <w:p>
             <w:pPr>
@@ -2385,7 +2400,7 @@
         </w:tc>
         <w:tc>
           <w:tcPr>
-            <w:tcW w:type="dxa" w:w="3324"/>
+            <w:tcW w:type="dxa" w:w="4252"/>
           </w:tcPr>
           <w:p>
             <w:pPr>
@@ -2405,7 +2420,7 @@
       <w:tr>
         <w:tc>
           <w:tcPr>
-            <w:tcW w:type="dxa" w:w="3324"/>
+            <w:tcW w:type="dxa" w:w="680"/>
           </w:tcPr>
           <w:p>
             <w:pPr>
@@ -2424,7 +2439,7 @@
         </w:tc>
         <w:tc>
           <w:tcPr>
-            <w:tcW w:type="dxa" w:w="3324"/>
+            <w:tcW w:type="dxa" w:w="4536"/>
           </w:tcPr>
           <w:p>
             <w:pPr>
@@ -2443,7 +2458,7 @@
         </w:tc>
         <w:tc>
           <w:tcPr>
-            <w:tcW w:type="dxa" w:w="3324"/>
+            <w:tcW w:type="dxa" w:w="4252"/>
           </w:tcPr>
           <w:p>
             <w:pPr>
@@ -2463,7 +2478,7 @@
       <w:tr>
         <w:tc>
           <w:tcPr>
-            <w:tcW w:type="dxa" w:w="3324"/>
+            <w:tcW w:type="dxa" w:w="680"/>
           </w:tcPr>
           <w:p>
             <w:pPr>
@@ -2482,7 +2497,7 @@
         </w:tc>
         <w:tc>
           <w:tcPr>
-            <w:tcW w:type="dxa" w:w="3324"/>
+            <w:tcW w:type="dxa" w:w="4536"/>
           </w:tcPr>
           <w:p>
             <w:pPr>
@@ -2501,7 +2516,7 @@
         </w:tc>
         <w:tc>
           <w:tcPr>
-            <w:tcW w:type="dxa" w:w="3324"/>
+            <w:tcW w:type="dxa" w:w="4252"/>
           </w:tcPr>
           <w:p>
             <w:pPr>
@@ -2521,7 +2536,7 @@
       <w:tr>
         <w:tc>
           <w:tcPr>
-            <w:tcW w:type="dxa" w:w="3324"/>
+            <w:tcW w:type="dxa" w:w="680"/>
           </w:tcPr>
           <w:p>
             <w:pPr>
@@ -2540,7 +2555,7 @@
         </w:tc>
         <w:tc>
           <w:tcPr>
-            <w:tcW w:type="dxa" w:w="3324"/>
+            <w:tcW w:type="dxa" w:w="4536"/>
           </w:tcPr>
           <w:p>
             <w:pPr>
@@ -2559,7 +2574,7 @@
         </w:tc>
         <w:tc>
           <w:tcPr>
-            <w:tcW w:type="dxa" w:w="3324"/>
+            <w:tcW w:type="dxa" w:w="4252"/>
           </w:tcPr>
           <w:p>
             <w:pPr>
@@ -2579,7 +2594,7 @@
       <w:tr>
         <w:tc>
           <w:tcPr>
-            <w:tcW w:type="dxa" w:w="3324"/>
+            <w:tcW w:type="dxa" w:w="680"/>
           </w:tcPr>
           <w:p>
             <w:pPr>
@@ -2598,7 +2613,7 @@
         </w:tc>
         <w:tc>
           <w:tcPr>
-            <w:tcW w:type="dxa" w:w="3324"/>
+            <w:tcW w:type="dxa" w:w="4536"/>
           </w:tcPr>
           <w:p>
             <w:pPr>
@@ -2617,7 +2632,7 @@
         </w:tc>
         <w:tc>
           <w:tcPr>
-            <w:tcW w:type="dxa" w:w="3324"/>
+            <w:tcW w:type="dxa" w:w="4252"/>
           </w:tcPr>
           <w:p>
             <w:pPr>
@@ -2637,7 +2652,7 @@
       <w:tr>
         <w:tc>
           <w:tcPr>
-            <w:tcW w:type="dxa" w:w="3324"/>
+            <w:tcW w:type="dxa" w:w="680"/>
           </w:tcPr>
           <w:p>
             <w:pPr>
@@ -2656,7 +2671,7 @@
         </w:tc>
         <w:tc>
           <w:tcPr>
-            <w:tcW w:type="dxa" w:w="3324"/>
+            <w:tcW w:type="dxa" w:w="4536"/>
           </w:tcPr>
           <w:p>
             <w:pPr>
@@ -2675,7 +2690,7 @@
         </w:tc>
         <w:tc>
           <w:tcPr>
-            <w:tcW w:type="dxa" w:w="3324"/>
+            <w:tcW w:type="dxa" w:w="4252"/>
           </w:tcPr>
           <w:p>
             <w:pPr>
@@ -2695,7 +2710,7 @@
       <w:tr>
         <w:tc>
           <w:tcPr>
-            <w:tcW w:type="dxa" w:w="3324"/>
+            <w:tcW w:type="dxa" w:w="680"/>
           </w:tcPr>
           <w:p>
             <w:pPr>
@@ -2714,7 +2729,7 @@
         </w:tc>
         <w:tc>
           <w:tcPr>
-            <w:tcW w:type="dxa" w:w="3324"/>
+            <w:tcW w:type="dxa" w:w="4536"/>
           </w:tcPr>
           <w:p>
             <w:pPr>
@@ -2733,7 +2748,7 @@
         </w:tc>
         <w:tc>
           <w:tcPr>
-            <w:tcW w:type="dxa" w:w="3324"/>
+            <w:tcW w:type="dxa" w:w="4252"/>
           </w:tcPr>
           <w:p>
             <w:pPr>
@@ -2753,7 +2768,7 @@
       <w:tr>
         <w:tc>
           <w:tcPr>
-            <w:tcW w:type="dxa" w:w="3324"/>
+            <w:tcW w:type="dxa" w:w="680"/>
           </w:tcPr>
           <w:p>
             <w:pPr>
@@ -2772,7 +2787,7 @@
         </w:tc>
         <w:tc>
           <w:tcPr>
-            <w:tcW w:type="dxa" w:w="3324"/>
+            <w:tcW w:type="dxa" w:w="4536"/>
           </w:tcPr>
           <w:p>
             <w:pPr>
@@ -2791,7 +2806,7 @@
         </w:tc>
         <w:tc>
           <w:tcPr>
-            <w:tcW w:type="dxa" w:w="3324"/>
+            <w:tcW w:type="dxa" w:w="4252"/>
           </w:tcPr>
           <w:p>
             <w:pPr>
@@ -2811,7 +2826,7 @@
       <w:tr>
         <w:tc>
           <w:tcPr>
-            <w:tcW w:type="dxa" w:w="3324"/>
+            <w:tcW w:type="dxa" w:w="680"/>
           </w:tcPr>
           <w:p>
             <w:pPr>
@@ -2830,7 +2845,7 @@
         </w:tc>
         <w:tc>
           <w:tcPr>
-            <w:tcW w:type="dxa" w:w="3324"/>
+            <w:tcW w:type="dxa" w:w="4536"/>
           </w:tcPr>
           <w:p>
             <w:pPr>
@@ -2849,7 +2864,7 @@
         </w:tc>
         <w:tc>
           <w:tcPr>
-            <w:tcW w:type="dxa" w:w="3324"/>
+            <w:tcW w:type="dxa" w:w="4252"/>
           </w:tcPr>
           <w:p>
             <w:pPr>
@@ -3229,6 +3244,7 @@
                 <w:i w:val="0"/>
                 <w:sz w:val="22"/>
               </w:rPr>
+              <w:t>Obecność na zajęciach – zgodnie z regulaminem 15% nieobecności nieustawiedliwionych, 15% nieobecności usprawiedliwionych; Prace pisemne – min. jedna praca na semestr.; Kolokwia/testy/kartkówki na podstawie opracowanego materiału – 1-2 na semestr (decyzja lektora); Wypowiedź ustna (o rodzaju decyduje lektor).; Przygotowywanie prac domowych oraz aktywne uczestnictwo w zajęciach.; Kryteria zaliczenia: uzyskanie przynajmniej 51% możliwych punktów za prace pisemne/testy/formę zaliczenia ustaloną przez lektora na podstawie poziomu grupy oraz pozytywna (min. 3.0) ocena łączna za pozostałe formy.</w:t>
             </w:r>
           </w:p>
         </w:tc>
@@ -3285,6 +3301,7 @@
                 <w:i w:val="0"/>
                 <w:sz w:val="22"/>
               </w:rPr>
+              <w:t>Obecność na zajęciach – zgodnie z regulaminem 15% nieobecności nieustawiedliwionych, 15% nieobecności usprawiedliwionych; Prace pisemne – min. jedna praca na semestr.; Kolokwia/testy/kartkówki na podstawie opracowanego materiału – 1-2 na semestr (decyzja lektora); Wypowiedź ustna (o rodzaju decyduje lektor).; Przygotowywanie prac domowych oraz aktywne uczestnictwo w zajęciach.; Kryteria zaliczenia: uzyskanie przynajmniej 51% możliwych punktów za prace pisemne/testy/formę zaliczenia ustaloną przez lektora na podstawie poziomu grupy oraz pozytywna (min. 3.0) ocena łączna za pozostałe formy.</w:t>
             </w:r>
           </w:p>
         </w:tc>
@@ -3341,6 +3358,7 @@
                 <w:i w:val="0"/>
                 <w:sz w:val="22"/>
               </w:rPr>
+              <w:t>Obecność na zajęciach – zgodnie z regulaminem 15% nieobecności nieustawiedliwionych, 15% nieobecności usprawiedliwionych; Prace pisemne – min. jedna praca na semestr.; Kolokwia/testy/kartkówki na podstawie opracowanego materiału – 1-2 na semestr (decyzja lektora); Wypowiedź ustna (o rodzaju decyduje lektor).; Przygotowywanie prac domowych oraz aktywne uczestnictwo w zajęciach.; Kryteria zaliczenia: uzyskanie przynajmniej 51% możliwych punktów za prace pisemne/testy/formę zaliczenia ustaloną przez lektora na podstawie poziomu grupy oraz pozytywna (min. 3.0) ocena łączna za pozostałe formy.</w:t>
             </w:r>
           </w:p>
         </w:tc>
@@ -3503,6 +3521,7 @@
                 <w:i w:val="0"/>
                 <w:sz w:val="22"/>
               </w:rPr>
+              <w:t>Obecność na zajęciach – zgodnie z regulaminem 15% nieobecności nieustawiedliwionych, 15% nieobecności usprawiedliwionych; Prace pisemne – min. jedna praca na semestr.; Kolokwia/testy/kartkówki na podstawie opracowanego materiału – 1-2 na semestr (decyzja lektora); Wypowiedź ustna (o rodzaju decyduje lektor).; Przygotowywanie prac domowych oraz aktywne uczestnictwo w zajęciach.; Kryteria zaliczenia: uzyskanie przynajmniej 51% możliwych punktów za prace pisemne/testy/formę zaliczenia ustaloną przez lektora na podstawie poziomu grupy oraz pozytywna (min. 3.0) ocena łączna za pozostałe formy.</w:t>
             </w:r>
           </w:p>
         </w:tc>
@@ -3560,6 +3579,7 @@
                 <w:i w:val="0"/>
                 <w:sz w:val="22"/>
               </w:rPr>
+              <w:t>Obecność na zajęciach – zgodnie z regulaminem 15% nieobecności nieustawiedliwionych, 15% nieobecności usprawiedliwionych; Prace pisemne – min. jedna praca na semestr.; Kolokwia/testy/kartkówki na podstawie opracowanego materiału – 1-2 na semestr (decyzja lektora); Wypowiedź ustna (o rodzaju decyduje lektor).; Przygotowywanie prac domowych oraz aktywne uczestnictwo w zajęciach.; Kryteria zaliczenia: uzyskanie przynajmniej 51% możliwych punktów za prace pisemne/testy/formę zaliczenia ustaloną przez lektora na podstawie poziomu grupy oraz pozytywna (min. 3.0) ocena łączna za pozostałe formy.</w:t>
             </w:r>
           </w:p>
         </w:tc>
@@ -3722,6 +3742,7 @@
                 <w:i w:val="0"/>
                 <w:sz w:val="22"/>
               </w:rPr>
+              <w:t>Obecność na zajęciach – zgodnie z regulaminem 15% nieobecności nieustawiedliwionych, 15% nieobecności usprawiedliwionych; Prace pisemne – min. jedna praca na semestr.; Kolokwia/testy/kartkówki na podstawie opracowanego materiału – 1-2 na semestr (decyzja lektora); Wypowiedź ustna (o rodzaju decyduje lektor).; Przygotowywanie prac domowych oraz aktywne uczestnictwo w zajęciach.; Kryteria zaliczenia: uzyskanie przynajmniej 51% możliwych punktów za prace pisemne/testy/formę zaliczenia ustaloną przez lektora na podstawie poziomu grupy oraz pozytywna (min. 3.0) ocena łączna za pozostałe formy.</w:t>
             </w:r>
           </w:p>
         </w:tc>
@@ -3779,6 +3800,7 @@
                 <w:i w:val="0"/>
                 <w:sz w:val="22"/>
               </w:rPr>
+              <w:t>Obecność na zajęciach – zgodnie z regulaminem 15% nieobecności nieustawiedliwionych, 15% nieobecności usprawiedliwionych; Prace pisemne – min. jedna praca na semestr.; Kolokwia/testy/kartkówki na podstawie opracowanego materiału – 1-2 na semestr (decyzja lektora); Wypowiedź ustna (o rodzaju decyduje lektor).; Przygotowywanie prac domowych oraz aktywne uczestnictwo w zajęciach.; Kryteria zaliczenia: uzyskanie przynajmniej 51% możliwych punktów za prace pisemne/testy/formę zaliczenia ustaloną przez lektora na podstawie poziomu grupy oraz pozytywna (min. 3.0) ocena łączna za pozostałe formy.</w:t>
             </w:r>
           </w:p>
         </w:tc>
@@ -3884,62 +3906,6 @@
                 <w:sz w:val="16"/>
               </w:rPr>
               <w:t>Wyposażenie specjalistyczne konieczne do realizacji przedmiotu</w:t>
-            </w:r>
-          </w:p>
-        </w:tc>
-      </w:tr>
-      <w:tr>
-        <w:tc>
-          <w:tcPr>
-            <w:tcW w:type="dxa" w:w="3324"/>
-          </w:tcPr>
-          <w:p>
-            <w:pPr>
-              <w:spacing w:before="20" w:after="20"/>
-            </w:pPr>
-            <w:r>
-              <w:rPr>
-                <w:rFonts w:ascii="Aptos" w:hAnsi="Aptos"/>
-                <w:b w:val="0"/>
-                <w:i w:val="0"/>
-                <w:sz w:val="22"/>
-              </w:rPr>
-            </w:r>
-          </w:p>
-        </w:tc>
-        <w:tc>
-          <w:tcPr>
-            <w:tcW w:type="dxa" w:w="3324"/>
-          </w:tcPr>
-          <w:p>
-            <w:pPr>
-              <w:spacing w:before="20" w:after="20"/>
-            </w:pPr>
-            <w:r>
-              <w:rPr>
-                <w:rFonts w:ascii="Aptos" w:hAnsi="Aptos"/>
-                <w:b w:val="0"/>
-                <w:i w:val="0"/>
-                <w:sz w:val="22"/>
-              </w:rPr>
-            </w:r>
-          </w:p>
-        </w:tc>
-        <w:tc>
-          <w:tcPr>
-            <w:tcW w:type="dxa" w:w="3324"/>
-          </w:tcPr>
-          <w:p>
-            <w:pPr>
-              <w:spacing w:before="20" w:after="20"/>
-            </w:pPr>
-            <w:r>
-              <w:rPr>
-                <w:rFonts w:ascii="Aptos" w:hAnsi="Aptos"/>
-                <w:b w:val="0"/>
-                <w:i w:val="0"/>
-                <w:sz w:val="22"/>
-              </w:rPr>
             </w:r>
           </w:p>
         </w:tc>

--- a/public/assets/files/niestacjonarne/JAP3.docx
+++ b/public/assets/files/niestacjonarne/JAP3.docx
@@ -1156,6 +1156,7 @@
                 <w:i w:val="0"/>
                 <w:sz w:val="22"/>
               </w:rPr>
+              <w:t>Nauka pisma japońskiego; ćwiczenia gramatyczne i słownikowe na poziomie zaawansowanym; przygotowanie do kolokwiów i testów; ćwiczenie konwersacji.</w:t>
             </w:r>
           </w:p>
         </w:tc>
@@ -1276,7 +1277,7 @@
                 <w:b/>
                 <w:sz w:val="22"/>
               </w:rPr>
-              <w:t>Ćwiczenia:</w:t>
+              <w:t>Ćwiczenia / Laboratorium:</w:t>
             </w:r>
           </w:p>
           <w:p>
@@ -1289,7 +1290,72 @@
                 <w:b w:val="0"/>
                 <w:sz w:val="22"/>
               </w:rPr>
-              <w:t>• analiza tekstów z dyskusją, metoda projektów (projekt praktyczny), praca w grupach, dyskusja, rozwiązywanie zadań, burza mózgów, mind map praca grupowa nad projektem z wykorzystaniem nowoczesnych technik informatycznych, warsztaty</w:t>
+              <w:t>• analiza tekstów z dyskusją</w:t>
+            </w:r>
+          </w:p>
+          <w:p>
+            <w:pPr>
+              <w:spacing w:before="20" w:after="20"/>
+            </w:pPr>
+            <w:r>
+              <w:rPr>
+                <w:rFonts w:ascii="Aptos" w:hAnsi="Aptos"/>
+                <w:b w:val="0"/>
+                <w:sz w:val="22"/>
+              </w:rPr>
+              <w:t>• rozwiązywanie zadań</w:t>
+            </w:r>
+          </w:p>
+          <w:p>
+            <w:pPr>
+              <w:spacing w:before="20" w:after="20"/>
+            </w:pPr>
+            <w:r>
+              <w:rPr>
+                <w:rFonts w:ascii="Aptos" w:hAnsi="Aptos"/>
+                <w:b w:val="0"/>
+                <w:sz w:val="22"/>
+              </w:rPr>
+              <w:t>• burza mózgów</w:t>
+            </w:r>
+          </w:p>
+          <w:p>
+            <w:pPr>
+              <w:spacing w:before="20" w:after="20"/>
+            </w:pPr>
+            <w:r>
+              <w:rPr>
+                <w:rFonts w:ascii="Aptos" w:hAnsi="Aptos"/>
+                <w:b w:val="0"/>
+                <w:sz w:val="22"/>
+              </w:rPr>
+              <w:t>• mind map</w:t>
+            </w:r>
+          </w:p>
+          <w:p>
+            <w:pPr>
+              <w:spacing w:before="20" w:after="20"/>
+            </w:pPr>
+            <w:r>
+              <w:rPr>
+                <w:rFonts w:ascii="Aptos" w:hAnsi="Aptos"/>
+                <w:b w:val="0"/>
+                <w:sz w:val="22"/>
+              </w:rPr>
+              <w:t>• praca grupowa nad projektem z wykorzystaniem nowoczesnych technik informatycznych</w:t>
+            </w:r>
+          </w:p>
+          <w:p>
+            <w:pPr>
+              <w:spacing w:before="20" w:after="20"/>
+            </w:pPr>
+            <w:r>
+              <w:rPr>
+                <w:rFonts w:ascii="Aptos" w:hAnsi="Aptos"/>
+                <w:b w:val="0"/>
+                <w:sz w:val="22"/>
+              </w:rPr>
+              <w:t>• warsztaty</w:t>
             </w:r>
           </w:p>
         </w:tc>
@@ -1540,69 +1606,10 @@
             <w:r>
               <w:rPr>
                 <w:rFonts w:ascii="Aptos" w:hAnsi="Aptos"/>
+                <w:b w:val="0"/>
+                <w:i w:val="0"/>
                 <w:sz w:val="22"/>
               </w:rPr>
-              <w:t>1. Obecność na zajęciach – zgodnie z regulaminem 15% nieobecności nieustawiedliwionych, 15% nieobecności usprawiedliwionych</w:t>
-            </w:r>
-          </w:p>
-          <w:p>
-            <w:pPr>
-              <w:spacing w:before="20" w:after="20"/>
-            </w:pPr>
-            <w:r>
-              <w:rPr>
-                <w:rFonts w:ascii="Aptos" w:hAnsi="Aptos"/>
-                <w:sz w:val="22"/>
-              </w:rPr>
-              <w:t>2. Prace pisemne – min. jedna praca na semestr.</w:t>
-            </w:r>
-          </w:p>
-          <w:p>
-            <w:pPr>
-              <w:spacing w:before="20" w:after="20"/>
-            </w:pPr>
-            <w:r>
-              <w:rPr>
-                <w:rFonts w:ascii="Aptos" w:hAnsi="Aptos"/>
-                <w:sz w:val="22"/>
-              </w:rPr>
-              <w:t>3. Kolokwia/testy/kartkówki na podstawie opracowanego materiału – 1-2 na semestr (decyzja lektora)</w:t>
-            </w:r>
-          </w:p>
-          <w:p>
-            <w:pPr>
-              <w:spacing w:before="20" w:after="20"/>
-            </w:pPr>
-            <w:r>
-              <w:rPr>
-                <w:rFonts w:ascii="Aptos" w:hAnsi="Aptos"/>
-                <w:sz w:val="22"/>
-              </w:rPr>
-              <w:t>4. Wypowiedź ustna (o rodzaju decyduje lektor).</w:t>
-            </w:r>
-          </w:p>
-          <w:p>
-            <w:pPr>
-              <w:spacing w:before="20" w:after="20"/>
-            </w:pPr>
-            <w:r>
-              <w:rPr>
-                <w:rFonts w:ascii="Aptos" w:hAnsi="Aptos"/>
-                <w:sz w:val="22"/>
-              </w:rPr>
-              <w:t>5. Przygotowywanie prac domowych oraz aktywne uczestnictwo w zajęciach.</w:t>
-            </w:r>
-          </w:p>
-          <w:p>
-            <w:pPr>
-              <w:spacing w:before="20" w:after="20"/>
-            </w:pPr>
-            <w:r>
-              <w:rPr>
-                <w:rFonts w:ascii="Aptos" w:hAnsi="Aptos"/>
-                <w:sz w:val="22"/>
-              </w:rPr>
-              <w:t>6. Kryteria zaliczenia: uzyskanie przynajmniej 51% możliwych punktów za prace pisemne/testy/formę zaliczenia ustaloną przez lektora na podstawie poziomu grupy oraz pozytywna (min. 3.0) ocena łączna za pozostałe formy.</w:t>
             </w:r>
           </w:p>
         </w:tc>
@@ -1619,7 +1626,7 @@
                 <w:rFonts w:ascii="Aptos" w:hAnsi="Aptos"/>
                 <w:sz w:val="22"/>
               </w:rPr>
-              <w:t>1. Obecność na zajęciach – zgodnie z regulaminem 15% nieobecności nieustawiedliwionych, 15% nieobecności usprawiedliwionych</w:t>
+              <w:t>1. kolokwium</w:t>
             </w:r>
           </w:p>
           <w:p>
@@ -1631,7 +1638,7 @@
                 <w:rFonts w:ascii="Aptos" w:hAnsi="Aptos"/>
                 <w:sz w:val="22"/>
               </w:rPr>
-              <w:t>2. Prace pisemne – min. jedna praca na semestr.</w:t>
+              <w:t>2. egzamin ustny</w:t>
             </w:r>
           </w:p>
           <w:p>
@@ -1643,43 +1650,7 @@
                 <w:rFonts w:ascii="Aptos" w:hAnsi="Aptos"/>
                 <w:sz w:val="22"/>
               </w:rPr>
-              <w:t>3. Kolokwia/testy/kartkówki na podstawie opracowanego materiału – 1-2 na semestr (decyzja lektora)</w:t>
-            </w:r>
-          </w:p>
-          <w:p>
-            <w:pPr>
-              <w:spacing w:before="20" w:after="20"/>
-            </w:pPr>
-            <w:r>
-              <w:rPr>
-                <w:rFonts w:ascii="Aptos" w:hAnsi="Aptos"/>
-                <w:sz w:val="22"/>
-              </w:rPr>
-              <w:t>4. Wypowiedź ustna (o rodzaju decyduje lektor).</w:t>
-            </w:r>
-          </w:p>
-          <w:p>
-            <w:pPr>
-              <w:spacing w:before="20" w:after="20"/>
-            </w:pPr>
-            <w:r>
-              <w:rPr>
-                <w:rFonts w:ascii="Aptos" w:hAnsi="Aptos"/>
-                <w:sz w:val="22"/>
-              </w:rPr>
-              <w:t>5. Przygotowywanie prac domowych oraz aktywne uczestnictwo w zajęciach.</w:t>
-            </w:r>
-          </w:p>
-          <w:p>
-            <w:pPr>
-              <w:spacing w:before="20" w:after="20"/>
-            </w:pPr>
-            <w:r>
-              <w:rPr>
-                <w:rFonts w:ascii="Aptos" w:hAnsi="Aptos"/>
-                <w:sz w:val="22"/>
-              </w:rPr>
-              <w:t>6. Kryteria zaliczenia: uzyskanie przynajmniej 51% możliwych punktów za prace pisemne/testy/formę zaliczenia ustaloną przez lektora na podstawie poziomu grupy oraz pozytywna (min. 3.0) ocena łączna za pozostałe formy.</w:t>
+              <w:t>3. ocena sporządzonego dokumentu</w:t>
             </w:r>
           </w:p>
         </w:tc>
@@ -2046,7 +2017,7 @@
                 <w:i w:val="0"/>
                 <w:sz w:val="22"/>
               </w:rPr>
-              <w:t>Nauka znaków katakany: a,i,u,e,o /  ka,ki,ku,ke,ko,ga,gi,gu,ge,go / lekcja 4 – godziny i minuty</w:t>
+              <w:t>1. Nowe kanji, przypomnienie czasowników i budowanie zdań.</w:t>
             </w:r>
           </w:p>
         </w:tc>
@@ -2104,7 +2075,7 @@
                 <w:i w:val="0"/>
                 <w:sz w:val="22"/>
               </w:rPr>
-              <w:t>Nauka znaków katakany:  sa,shi,su,se,so,za,ji,zu,ze,zo /  nowe znaki kanji, słuchanie,partykuła wo</w:t>
+              <w:t>2. Przypomnienie znaków kanji i budowanie zdań.</w:t>
             </w:r>
           </w:p>
         </w:tc>
@@ -2162,7 +2133,7 @@
                 <w:i w:val="0"/>
                 <w:sz w:val="22"/>
               </w:rPr>
-              <w:t>Nauka znaków katakany:  ta,chi,tsu,te,to,da,di,du,de,do ,na,ni,nu,ne,no,nauka znaków kanji:</w:t>
+              <w:t>3. Zadania ze słuchu – porównania.</w:t>
             </w:r>
           </w:p>
         </w:tc>
@@ -2220,7 +2191,7 @@
                 <w:i w:val="0"/>
                 <w:sz w:val="22"/>
               </w:rPr>
-              <w:t>Nauka znaków katakany :ha,hi,fu,he,ho,ba,bi,bu,be,bo,pa,pi,pu,pe / wypracowanie: mój dzień</w:t>
+              <w:t>4. Nauka znaków katakany ma,mi,mu,me,mo, ya,yu,yo, ra,ri,ru,re,ro,wa,wo,n / TEST (zdania z życia codziennego).</w:t>
             </w:r>
           </w:p>
         </w:tc>
@@ -2278,7 +2249,7 @@
                 <w:i w:val="0"/>
                 <w:sz w:val="22"/>
               </w:rPr>
-              <w:t>Nauka znaków katakany: ma,mi,mu,me,mo, ya,yu,yo, Dodatki do katakany, lekcja 5 -budowanie zdań i pytań, partykuła ka i mo</w:t>
+              <w:t>5.  Zadania z tekstem „ moje miasto” – analiza tekstu i poznanie nowych słów.</w:t>
             </w:r>
           </w:p>
         </w:tc>
@@ -2336,7 +2307,7 @@
                 <w:i w:val="0"/>
                 <w:sz w:val="22"/>
               </w:rPr>
-              <w:t>Nauka znaków katakany: ra,ri,ru,re,ro,wa,wo,n   Lekcja 6, forma masenka i forma mashō, nowe słownictwo:kino, muzeum, sklep itp. ,</w:t>
+              <w:t>6.  Zadania z tekstem „ różne obrazy” – analiza tekstu i poznanie nowych słów.</w:t>
             </w:r>
           </w:p>
         </w:tc>
@@ -2394,7 +2365,7 @@
                 <w:i w:val="0"/>
                 <w:sz w:val="22"/>
               </w:rPr>
-              <w:t>Nauka znaków katakany nowe znaki kanji , budowanie zdań, partykuła de</w:t>
+              <w:t>7.  Zadania z tekstem „ jak dojechać do…..” – analiza tekstu i poznanie nowych słów.</w:t>
             </w:r>
           </w:p>
         </w:tc>
@@ -2452,7 +2423,7 @@
                 <w:i w:val="0"/>
                 <w:sz w:val="22"/>
               </w:rPr>
-              <w:t>Kolokwium 1 (z katakany) / słuchanie</w:t>
+              <w:t>8.  PRACA PISEMNA(wypracowanie) – opisać wybrany obraz</w:t>
             </w:r>
           </w:p>
         </w:tc>
@@ -2510,7 +2481,7 @@
                 <w:i w:val="0"/>
                 <w:sz w:val="22"/>
               </w:rPr>
-              <w:t>Nauka znaków katakany (dodatki) , budowanie dialogów z czasownikami</w:t>
+              <w:t>9.  Zadania z tekstem „ wywiad z mieszkańcem” – analiza tekstu i poznanie nowych słów.</w:t>
             </w:r>
           </w:p>
         </w:tc>
@@ -2568,7 +2539,7 @@
                 <w:i w:val="0"/>
                 <w:sz w:val="22"/>
               </w:rPr>
-              <w:t>Dni tygodnia, miesiące i dni miesiąca, nowe znaki kanji</w:t>
+              <w:t>10.  Zadania z tekstem „ moja firma” – analiza tekstu i poznanie nowych słów.</w:t>
             </w:r>
           </w:p>
         </w:tc>
@@ -2626,7 +2597,7 @@
                 <w:i w:val="0"/>
                 <w:sz w:val="22"/>
               </w:rPr>
-              <w:t>Partykuły kara i made, słownictwo związane z miejscem i budowa zdań</w:t>
+              <w:t>11.  PRACA PISEMNA(wypracowanie) – opisać swoją firmę</w:t>
             </w:r>
           </w:p>
         </w:tc>
@@ -2684,7 +2655,7 @@
                 <w:i w:val="0"/>
                 <w:sz w:val="22"/>
               </w:rPr>
-              <w:t>Środki transportu i partykuła de</w:t>
+              <w:t>12.  Język formalny i język nieformalny – porównanie i budowanie zdań – wprowadzenie, TEST Z KANJI</w:t>
             </w:r>
           </w:p>
         </w:tc>
@@ -2742,7 +2713,7 @@
                 <w:i w:val="0"/>
                 <w:sz w:val="22"/>
               </w:rPr>
-              <w:t>Przymiotniki – i-przymiotniki, na-przymiotniki  i budowa zdań</w:t>
+              <w:t>13.  Język formalny i język nieformalny – porównanie i budowanie zdań i zadania ze słuchu</w:t>
             </w:r>
           </w:p>
         </w:tc>
@@ -2800,7 +2771,7 @@
                 <w:i w:val="0"/>
                 <w:sz w:val="22"/>
               </w:rPr>
-              <w:t>Powtórzenie materiału z całego semestru</w:t>
+              <w:t>14.  Język formalny i język nieformalny – oglądanie filmu i analiza tekstu pt. moje wakacje</w:t>
             </w:r>
           </w:p>
         </w:tc>
@@ -2858,7 +2829,877 @@
                 <w:i w:val="0"/>
                 <w:sz w:val="22"/>
               </w:rPr>
-              <w:t>Kolokwium 2 (z całej katakany)</w:t>
+              <w:t>15.  Forma tari..tari…. i budowanie zdań z nową formą gramatyczną</w:t>
+            </w:r>
+          </w:p>
+        </w:tc>
+        <w:tc>
+          <w:tcPr>
+            <w:tcW w:type="dxa" w:w="4252"/>
+          </w:tcPr>
+          <w:p>
+            <w:pPr>
+              <w:spacing w:before="20" w:after="20"/>
+            </w:pPr>
+            <w:r>
+              <w:rPr>
+                <w:rFonts w:ascii="Aptos" w:hAnsi="Aptos"/>
+                <w:b w:val="0"/>
+                <w:i w:val="0"/>
+                <w:sz w:val="22"/>
+              </w:rPr>
+            </w:r>
+          </w:p>
+        </w:tc>
+      </w:tr>
+      <w:tr>
+        <w:tc>
+          <w:tcPr>
+            <w:tcW w:type="dxa" w:w="680"/>
+          </w:tcPr>
+          <w:p>
+            <w:pPr>
+              <w:spacing w:before="20" w:after="20"/>
+            </w:pPr>
+            <w:r>
+              <w:rPr>
+                <w:rFonts w:ascii="Aptos" w:hAnsi="Aptos"/>
+                <w:b w:val="0"/>
+                <w:i w:val="0"/>
+                <w:sz w:val="22"/>
+              </w:rPr>
+              <w:t>16.</w:t>
+            </w:r>
+          </w:p>
+        </w:tc>
+        <w:tc>
+          <w:tcPr>
+            <w:tcW w:type="dxa" w:w="4536"/>
+          </w:tcPr>
+          <w:p>
+            <w:pPr>
+              <w:spacing w:before="20" w:after="20"/>
+            </w:pPr>
+            <w:r>
+              <w:rPr>
+                <w:rFonts w:ascii="Aptos" w:hAnsi="Aptos"/>
+                <w:b w:val="0"/>
+                <w:i w:val="0"/>
+                <w:sz w:val="22"/>
+              </w:rPr>
+              <w:t>16.  Nowe znaki kanji i budowanie z nimi zdań</w:t>
+            </w:r>
+          </w:p>
+        </w:tc>
+        <w:tc>
+          <w:tcPr>
+            <w:tcW w:type="dxa" w:w="4252"/>
+          </w:tcPr>
+          <w:p>
+            <w:pPr>
+              <w:spacing w:before="20" w:after="20"/>
+            </w:pPr>
+            <w:r>
+              <w:rPr>
+                <w:rFonts w:ascii="Aptos" w:hAnsi="Aptos"/>
+                <w:b w:val="0"/>
+                <w:i w:val="0"/>
+                <w:sz w:val="22"/>
+              </w:rPr>
+            </w:r>
+          </w:p>
+        </w:tc>
+      </w:tr>
+      <w:tr>
+        <w:tc>
+          <w:tcPr>
+            <w:tcW w:type="dxa" w:w="680"/>
+          </w:tcPr>
+          <w:p>
+            <w:pPr>
+              <w:spacing w:before="20" w:after="20"/>
+            </w:pPr>
+            <w:r>
+              <w:rPr>
+                <w:rFonts w:ascii="Aptos" w:hAnsi="Aptos"/>
+                <w:b w:val="0"/>
+                <w:i w:val="0"/>
+                <w:sz w:val="22"/>
+              </w:rPr>
+              <w:t>17.</w:t>
+            </w:r>
+          </w:p>
+        </w:tc>
+        <w:tc>
+          <w:tcPr>
+            <w:tcW w:type="dxa" w:w="4536"/>
+          </w:tcPr>
+          <w:p>
+            <w:pPr>
+              <w:spacing w:before="20" w:after="20"/>
+            </w:pPr>
+            <w:r>
+              <w:rPr>
+                <w:rFonts w:ascii="Aptos" w:hAnsi="Aptos"/>
+                <w:b w:val="0"/>
+                <w:i w:val="0"/>
+                <w:sz w:val="22"/>
+              </w:rPr>
+              <w:t>17. Zdania przydawkowe i budowanie zdań – zadania ze słuchu</w:t>
+            </w:r>
+          </w:p>
+        </w:tc>
+        <w:tc>
+          <w:tcPr>
+            <w:tcW w:type="dxa" w:w="4252"/>
+          </w:tcPr>
+          <w:p>
+            <w:pPr>
+              <w:spacing w:before="20" w:after="20"/>
+            </w:pPr>
+            <w:r>
+              <w:rPr>
+                <w:rFonts w:ascii="Aptos" w:hAnsi="Aptos"/>
+                <w:b w:val="0"/>
+                <w:i w:val="0"/>
+                <w:sz w:val="22"/>
+              </w:rPr>
+            </w:r>
+          </w:p>
+        </w:tc>
+      </w:tr>
+      <w:tr>
+        <w:tc>
+          <w:tcPr>
+            <w:tcW w:type="dxa" w:w="680"/>
+          </w:tcPr>
+          <w:p>
+            <w:pPr>
+              <w:spacing w:before="20" w:after="20"/>
+            </w:pPr>
+            <w:r>
+              <w:rPr>
+                <w:rFonts w:ascii="Aptos" w:hAnsi="Aptos"/>
+                <w:b w:val="0"/>
+                <w:i w:val="0"/>
+                <w:sz w:val="22"/>
+              </w:rPr>
+              <w:t>18.</w:t>
+            </w:r>
+          </w:p>
+        </w:tc>
+        <w:tc>
+          <w:tcPr>
+            <w:tcW w:type="dxa" w:w="4536"/>
+          </w:tcPr>
+          <w:p>
+            <w:pPr>
+              <w:spacing w:before="20" w:after="20"/>
+            </w:pPr>
+            <w:r>
+              <w:rPr>
+                <w:rFonts w:ascii="Aptos" w:hAnsi="Aptos"/>
+                <w:b w:val="0"/>
+                <w:i w:val="0"/>
+                <w:sz w:val="22"/>
+              </w:rPr>
+              <w:t>18. Forma kotogaarimasu, kotogaarimashita/ zadania z nową formą gramatyczną + budowanie zdań</w:t>
+            </w:r>
+          </w:p>
+        </w:tc>
+        <w:tc>
+          <w:tcPr>
+            <w:tcW w:type="dxa" w:w="4252"/>
+          </w:tcPr>
+          <w:p>
+            <w:pPr>
+              <w:spacing w:before="20" w:after="20"/>
+            </w:pPr>
+            <w:r>
+              <w:rPr>
+                <w:rFonts w:ascii="Aptos" w:hAnsi="Aptos"/>
+                <w:b w:val="0"/>
+                <w:i w:val="0"/>
+                <w:sz w:val="22"/>
+              </w:rPr>
+            </w:r>
+          </w:p>
+        </w:tc>
+      </w:tr>
+      <w:tr>
+        <w:tc>
+          <w:tcPr>
+            <w:tcW w:type="dxa" w:w="680"/>
+          </w:tcPr>
+          <w:p>
+            <w:pPr>
+              <w:spacing w:before="20" w:after="20"/>
+            </w:pPr>
+            <w:r>
+              <w:rPr>
+                <w:rFonts w:ascii="Aptos" w:hAnsi="Aptos"/>
+                <w:b w:val="0"/>
+                <w:i w:val="0"/>
+                <w:sz w:val="22"/>
+              </w:rPr>
+              <w:t>19.</w:t>
+            </w:r>
+          </w:p>
+        </w:tc>
+        <w:tc>
+          <w:tcPr>
+            <w:tcW w:type="dxa" w:w="4536"/>
+          </w:tcPr>
+          <w:p>
+            <w:pPr>
+              <w:spacing w:before="20" w:after="20"/>
+            </w:pPr>
+            <w:r>
+              <w:rPr>
+                <w:rFonts w:ascii="Aptos" w:hAnsi="Aptos"/>
+                <w:b w:val="0"/>
+                <w:i w:val="0"/>
+                <w:sz w:val="22"/>
+              </w:rPr>
+              <w:t>19.  Forma gramatyczna nai – przypomnienie – budowanie zdań</w:t>
+            </w:r>
+          </w:p>
+        </w:tc>
+        <w:tc>
+          <w:tcPr>
+            <w:tcW w:type="dxa" w:w="4252"/>
+          </w:tcPr>
+          <w:p>
+            <w:pPr>
+              <w:spacing w:before="20" w:after="20"/>
+            </w:pPr>
+            <w:r>
+              <w:rPr>
+                <w:rFonts w:ascii="Aptos" w:hAnsi="Aptos"/>
+                <w:b w:val="0"/>
+                <w:i w:val="0"/>
+                <w:sz w:val="22"/>
+              </w:rPr>
+            </w:r>
+          </w:p>
+        </w:tc>
+      </w:tr>
+      <w:tr>
+        <w:tc>
+          <w:tcPr>
+            <w:tcW w:type="dxa" w:w="680"/>
+          </w:tcPr>
+          <w:p>
+            <w:pPr>
+              <w:spacing w:before="20" w:after="20"/>
+            </w:pPr>
+            <w:r>
+              <w:rPr>
+                <w:rFonts w:ascii="Aptos" w:hAnsi="Aptos"/>
+                <w:b w:val="0"/>
+                <w:i w:val="0"/>
+                <w:sz w:val="22"/>
+              </w:rPr>
+              <w:t>20.</w:t>
+            </w:r>
+          </w:p>
+        </w:tc>
+        <w:tc>
+          <w:tcPr>
+            <w:tcW w:type="dxa" w:w="4536"/>
+          </w:tcPr>
+          <w:p>
+            <w:pPr>
+              <w:spacing w:before="20" w:after="20"/>
+            </w:pPr>
+            <w:r>
+              <w:rPr>
+                <w:rFonts w:ascii="Aptos" w:hAnsi="Aptos"/>
+                <w:b w:val="0"/>
+                <w:i w:val="0"/>
+                <w:sz w:val="22"/>
+              </w:rPr>
+              <w:t>20.  Forma gramatyczna  nakerebanarimasen i budowanie zdań, Nowe znaki kanji i budowanie z nimi zdań</w:t>
+            </w:r>
+          </w:p>
+        </w:tc>
+        <w:tc>
+          <w:tcPr>
+            <w:tcW w:type="dxa" w:w="4252"/>
+          </w:tcPr>
+          <w:p>
+            <w:pPr>
+              <w:spacing w:before="20" w:after="20"/>
+            </w:pPr>
+            <w:r>
+              <w:rPr>
+                <w:rFonts w:ascii="Aptos" w:hAnsi="Aptos"/>
+                <w:b w:val="0"/>
+                <w:i w:val="0"/>
+                <w:sz w:val="22"/>
+              </w:rPr>
+            </w:r>
+          </w:p>
+        </w:tc>
+      </w:tr>
+      <w:tr>
+        <w:tc>
+          <w:tcPr>
+            <w:tcW w:type="dxa" w:w="680"/>
+          </w:tcPr>
+          <w:p>
+            <w:pPr>
+              <w:spacing w:before="20" w:after="20"/>
+            </w:pPr>
+            <w:r>
+              <w:rPr>
+                <w:rFonts w:ascii="Aptos" w:hAnsi="Aptos"/>
+                <w:b w:val="0"/>
+                <w:i w:val="0"/>
+                <w:sz w:val="22"/>
+              </w:rPr>
+              <w:t>21.</w:t>
+            </w:r>
+          </w:p>
+        </w:tc>
+        <w:tc>
+          <w:tcPr>
+            <w:tcW w:type="dxa" w:w="4536"/>
+          </w:tcPr>
+          <w:p>
+            <w:pPr>
+              <w:spacing w:before="20" w:after="20"/>
+            </w:pPr>
+            <w:r>
+              <w:rPr>
+                <w:rFonts w:ascii="Aptos" w:hAnsi="Aptos"/>
+                <w:b w:val="0"/>
+                <w:i w:val="0"/>
+                <w:sz w:val="22"/>
+              </w:rPr>
+              <w:t>21. Forma gramatyczna nakutemoiidesu i budowanie zdań, nowe znaki kanji, TEST Z KANJI</w:t>
+            </w:r>
+          </w:p>
+        </w:tc>
+        <w:tc>
+          <w:tcPr>
+            <w:tcW w:type="dxa" w:w="4252"/>
+          </w:tcPr>
+          <w:p>
+            <w:pPr>
+              <w:spacing w:before="20" w:after="20"/>
+            </w:pPr>
+            <w:r>
+              <w:rPr>
+                <w:rFonts w:ascii="Aptos" w:hAnsi="Aptos"/>
+                <w:b w:val="0"/>
+                <w:i w:val="0"/>
+                <w:sz w:val="22"/>
+              </w:rPr>
+            </w:r>
+          </w:p>
+        </w:tc>
+      </w:tr>
+      <w:tr>
+        <w:tc>
+          <w:tcPr>
+            <w:tcW w:type="dxa" w:w="680"/>
+          </w:tcPr>
+          <w:p>
+            <w:pPr>
+              <w:spacing w:before="20" w:after="20"/>
+            </w:pPr>
+            <w:r>
+              <w:rPr>
+                <w:rFonts w:ascii="Aptos" w:hAnsi="Aptos"/>
+                <w:b w:val="0"/>
+                <w:i w:val="0"/>
+                <w:sz w:val="22"/>
+              </w:rPr>
+              <w:t>22.</w:t>
+            </w:r>
+          </w:p>
+        </w:tc>
+        <w:tc>
+          <w:tcPr>
+            <w:tcW w:type="dxa" w:w="4536"/>
+          </w:tcPr>
+          <w:p>
+            <w:pPr>
+              <w:spacing w:before="20" w:after="20"/>
+            </w:pPr>
+            <w:r>
+              <w:rPr>
+                <w:rFonts w:ascii="Aptos" w:hAnsi="Aptos"/>
+                <w:b w:val="0"/>
+                <w:i w:val="0"/>
+                <w:sz w:val="22"/>
+              </w:rPr>
+              <w:t>22. Forma gramatyczna naidekudasai i budowanie zdań, nowe znaki kanji</w:t>
+            </w:r>
+          </w:p>
+        </w:tc>
+        <w:tc>
+          <w:tcPr>
+            <w:tcW w:type="dxa" w:w="4252"/>
+          </w:tcPr>
+          <w:p>
+            <w:pPr>
+              <w:spacing w:before="20" w:after="20"/>
+            </w:pPr>
+            <w:r>
+              <w:rPr>
+                <w:rFonts w:ascii="Aptos" w:hAnsi="Aptos"/>
+                <w:b w:val="0"/>
+                <w:i w:val="0"/>
+                <w:sz w:val="22"/>
+              </w:rPr>
+            </w:r>
+          </w:p>
+        </w:tc>
+      </w:tr>
+      <w:tr>
+        <w:tc>
+          <w:tcPr>
+            <w:tcW w:type="dxa" w:w="680"/>
+          </w:tcPr>
+          <w:p>
+            <w:pPr>
+              <w:spacing w:before="20" w:after="20"/>
+            </w:pPr>
+            <w:r>
+              <w:rPr>
+                <w:rFonts w:ascii="Aptos" w:hAnsi="Aptos"/>
+                <w:b w:val="0"/>
+                <w:i w:val="0"/>
+                <w:sz w:val="22"/>
+              </w:rPr>
+              <w:t>23.</w:t>
+            </w:r>
+          </w:p>
+        </w:tc>
+        <w:tc>
+          <w:tcPr>
+            <w:tcW w:type="dxa" w:w="4536"/>
+          </w:tcPr>
+          <w:p>
+            <w:pPr>
+              <w:spacing w:before="20" w:after="20"/>
+            </w:pPr>
+            <w:r>
+              <w:rPr>
+                <w:rFonts w:ascii="Aptos" w:hAnsi="Aptos"/>
+                <w:b w:val="0"/>
+                <w:i w:val="0"/>
+                <w:sz w:val="22"/>
+              </w:rPr>
+              <w:t>23. Słuchanie – tematyka związana z życiem i czas teraźniejszy-ciągły nowe znaki kanji</w:t>
+            </w:r>
+          </w:p>
+        </w:tc>
+        <w:tc>
+          <w:tcPr>
+            <w:tcW w:type="dxa" w:w="4252"/>
+          </w:tcPr>
+          <w:p>
+            <w:pPr>
+              <w:spacing w:before="20" w:after="20"/>
+            </w:pPr>
+            <w:r>
+              <w:rPr>
+                <w:rFonts w:ascii="Aptos" w:hAnsi="Aptos"/>
+                <w:b w:val="0"/>
+                <w:i w:val="0"/>
+                <w:sz w:val="22"/>
+              </w:rPr>
+            </w:r>
+          </w:p>
+        </w:tc>
+      </w:tr>
+      <w:tr>
+        <w:tc>
+          <w:tcPr>
+            <w:tcW w:type="dxa" w:w="680"/>
+          </w:tcPr>
+          <w:p>
+            <w:pPr>
+              <w:spacing w:before="20" w:after="20"/>
+            </w:pPr>
+            <w:r>
+              <w:rPr>
+                <w:rFonts w:ascii="Aptos" w:hAnsi="Aptos"/>
+                <w:b w:val="0"/>
+                <w:i w:val="0"/>
+                <w:sz w:val="22"/>
+              </w:rPr>
+              <w:t>24.</w:t>
+            </w:r>
+          </w:p>
+        </w:tc>
+        <w:tc>
+          <w:tcPr>
+            <w:tcW w:type="dxa" w:w="4536"/>
+          </w:tcPr>
+          <w:p>
+            <w:pPr>
+              <w:spacing w:before="20" w:after="20"/>
+            </w:pPr>
+            <w:r>
+              <w:rPr>
+                <w:rFonts w:ascii="Aptos" w:hAnsi="Aptos"/>
+                <w:b w:val="0"/>
+                <w:i w:val="0"/>
+                <w:sz w:val="22"/>
+              </w:rPr>
+              <w:t>24.  Nowe znaki kanji i budowanie z nimi zdań, gramatyka: toki, maeni, atode, nagara.</w:t>
+            </w:r>
+          </w:p>
+        </w:tc>
+        <w:tc>
+          <w:tcPr>
+            <w:tcW w:type="dxa" w:w="4252"/>
+          </w:tcPr>
+          <w:p>
+            <w:pPr>
+              <w:spacing w:before="20" w:after="20"/>
+            </w:pPr>
+            <w:r>
+              <w:rPr>
+                <w:rFonts w:ascii="Aptos" w:hAnsi="Aptos"/>
+                <w:b w:val="0"/>
+                <w:i w:val="0"/>
+                <w:sz w:val="22"/>
+              </w:rPr>
+            </w:r>
+          </w:p>
+        </w:tc>
+      </w:tr>
+      <w:tr>
+        <w:tc>
+          <w:tcPr>
+            <w:tcW w:type="dxa" w:w="680"/>
+          </w:tcPr>
+          <w:p>
+            <w:pPr>
+              <w:spacing w:before="20" w:after="20"/>
+            </w:pPr>
+            <w:r>
+              <w:rPr>
+                <w:rFonts w:ascii="Aptos" w:hAnsi="Aptos"/>
+                <w:b w:val="0"/>
+                <w:i w:val="0"/>
+                <w:sz w:val="22"/>
+              </w:rPr>
+              <w:t>25.</w:t>
+            </w:r>
+          </w:p>
+        </w:tc>
+        <w:tc>
+          <w:tcPr>
+            <w:tcW w:type="dxa" w:w="4536"/>
+          </w:tcPr>
+          <w:p>
+            <w:pPr>
+              <w:spacing w:before="20" w:after="20"/>
+            </w:pPr>
+            <w:r>
+              <w:rPr>
+                <w:rFonts w:ascii="Aptos" w:hAnsi="Aptos"/>
+                <w:b w:val="0"/>
+                <w:i w:val="0"/>
+                <w:sz w:val="22"/>
+              </w:rPr>
+              <w:t>25.  Próbne testy JLPT ; kanji, gramatyka, czytanki i słuchanie.</w:t>
+            </w:r>
+          </w:p>
+        </w:tc>
+        <w:tc>
+          <w:tcPr>
+            <w:tcW w:type="dxa" w:w="4252"/>
+          </w:tcPr>
+          <w:p>
+            <w:pPr>
+              <w:spacing w:before="20" w:after="20"/>
+            </w:pPr>
+            <w:r>
+              <w:rPr>
+                <w:rFonts w:ascii="Aptos" w:hAnsi="Aptos"/>
+                <w:b w:val="0"/>
+                <w:i w:val="0"/>
+                <w:sz w:val="22"/>
+              </w:rPr>
+            </w:r>
+          </w:p>
+        </w:tc>
+      </w:tr>
+      <w:tr>
+        <w:tc>
+          <w:tcPr>
+            <w:tcW w:type="dxa" w:w="680"/>
+          </w:tcPr>
+          <w:p>
+            <w:pPr>
+              <w:spacing w:before="20" w:after="20"/>
+            </w:pPr>
+            <w:r>
+              <w:rPr>
+                <w:rFonts w:ascii="Aptos" w:hAnsi="Aptos"/>
+                <w:b w:val="0"/>
+                <w:i w:val="0"/>
+                <w:sz w:val="22"/>
+              </w:rPr>
+              <w:t>26.</w:t>
+            </w:r>
+          </w:p>
+        </w:tc>
+        <w:tc>
+          <w:tcPr>
+            <w:tcW w:type="dxa" w:w="4536"/>
+          </w:tcPr>
+          <w:p>
+            <w:pPr>
+              <w:spacing w:before="20" w:after="20"/>
+            </w:pPr>
+            <w:r>
+              <w:rPr>
+                <w:rFonts w:ascii="Aptos" w:hAnsi="Aptos"/>
+                <w:b w:val="0"/>
+                <w:i w:val="0"/>
+                <w:sz w:val="22"/>
+              </w:rPr>
+              <w:t>26.  Nowe kanji i budowanie zdań.</w:t>
+            </w:r>
+          </w:p>
+        </w:tc>
+        <w:tc>
+          <w:tcPr>
+            <w:tcW w:type="dxa" w:w="4252"/>
+          </w:tcPr>
+          <w:p>
+            <w:pPr>
+              <w:spacing w:before="20" w:after="20"/>
+            </w:pPr>
+            <w:r>
+              <w:rPr>
+                <w:rFonts w:ascii="Aptos" w:hAnsi="Aptos"/>
+                <w:b w:val="0"/>
+                <w:i w:val="0"/>
+                <w:sz w:val="22"/>
+              </w:rPr>
+            </w:r>
+          </w:p>
+        </w:tc>
+      </w:tr>
+      <w:tr>
+        <w:tc>
+          <w:tcPr>
+            <w:tcW w:type="dxa" w:w="680"/>
+          </w:tcPr>
+          <w:p>
+            <w:pPr>
+              <w:spacing w:before="20" w:after="20"/>
+            </w:pPr>
+            <w:r>
+              <w:rPr>
+                <w:rFonts w:ascii="Aptos" w:hAnsi="Aptos"/>
+                <w:b w:val="0"/>
+                <w:i w:val="0"/>
+                <w:sz w:val="22"/>
+              </w:rPr>
+              <w:t>27.</w:t>
+            </w:r>
+          </w:p>
+        </w:tc>
+        <w:tc>
+          <w:tcPr>
+            <w:tcW w:type="dxa" w:w="4536"/>
+          </w:tcPr>
+          <w:p>
+            <w:pPr>
+              <w:spacing w:before="20" w:after="20"/>
+            </w:pPr>
+            <w:r>
+              <w:rPr>
+                <w:rFonts w:ascii="Aptos" w:hAnsi="Aptos"/>
+                <w:b w:val="0"/>
+                <w:i w:val="0"/>
+                <w:sz w:val="22"/>
+              </w:rPr>
+              <w:t>27.  Nowe kanji,  Próbne testy JLPT ; kanji, gramatyka, czytanki i słuchanie .</w:t>
+            </w:r>
+          </w:p>
+        </w:tc>
+        <w:tc>
+          <w:tcPr>
+            <w:tcW w:type="dxa" w:w="4252"/>
+          </w:tcPr>
+          <w:p>
+            <w:pPr>
+              <w:spacing w:before="20" w:after="20"/>
+            </w:pPr>
+            <w:r>
+              <w:rPr>
+                <w:rFonts w:ascii="Aptos" w:hAnsi="Aptos"/>
+                <w:b w:val="0"/>
+                <w:i w:val="0"/>
+                <w:sz w:val="22"/>
+              </w:rPr>
+            </w:r>
+          </w:p>
+        </w:tc>
+      </w:tr>
+      <w:tr>
+        <w:tc>
+          <w:tcPr>
+            <w:tcW w:type="dxa" w:w="680"/>
+          </w:tcPr>
+          <w:p>
+            <w:pPr>
+              <w:spacing w:before="20" w:after="20"/>
+            </w:pPr>
+            <w:r>
+              <w:rPr>
+                <w:rFonts w:ascii="Aptos" w:hAnsi="Aptos"/>
+                <w:b w:val="0"/>
+                <w:i w:val="0"/>
+                <w:sz w:val="22"/>
+              </w:rPr>
+              <w:t>28.</w:t>
+            </w:r>
+          </w:p>
+        </w:tc>
+        <w:tc>
+          <w:tcPr>
+            <w:tcW w:type="dxa" w:w="4536"/>
+          </w:tcPr>
+          <w:p>
+            <w:pPr>
+              <w:spacing w:before="20" w:after="20"/>
+            </w:pPr>
+            <w:r>
+              <w:rPr>
+                <w:rFonts w:ascii="Aptos" w:hAnsi="Aptos"/>
+                <w:b w:val="0"/>
+                <w:i w:val="0"/>
+                <w:sz w:val="22"/>
+              </w:rPr>
+              <w:t>28.  Próbne testy JLPT ; kanji, gramatyka, czytanki i słuchanie.</w:t>
+            </w:r>
+          </w:p>
+        </w:tc>
+        <w:tc>
+          <w:tcPr>
+            <w:tcW w:type="dxa" w:w="4252"/>
+          </w:tcPr>
+          <w:p>
+            <w:pPr>
+              <w:spacing w:before="20" w:after="20"/>
+            </w:pPr>
+            <w:r>
+              <w:rPr>
+                <w:rFonts w:ascii="Aptos" w:hAnsi="Aptos"/>
+                <w:b w:val="0"/>
+                <w:i w:val="0"/>
+                <w:sz w:val="22"/>
+              </w:rPr>
+            </w:r>
+          </w:p>
+        </w:tc>
+      </w:tr>
+      <w:tr>
+        <w:tc>
+          <w:tcPr>
+            <w:tcW w:type="dxa" w:w="680"/>
+          </w:tcPr>
+          <w:p>
+            <w:pPr>
+              <w:spacing w:before="20" w:after="20"/>
+            </w:pPr>
+            <w:r>
+              <w:rPr>
+                <w:rFonts w:ascii="Aptos" w:hAnsi="Aptos"/>
+                <w:b w:val="0"/>
+                <w:i w:val="0"/>
+                <w:sz w:val="22"/>
+              </w:rPr>
+              <w:t>29.</w:t>
+            </w:r>
+          </w:p>
+        </w:tc>
+        <w:tc>
+          <w:tcPr>
+            <w:tcW w:type="dxa" w:w="4536"/>
+          </w:tcPr>
+          <w:p>
+            <w:pPr>
+              <w:spacing w:before="20" w:after="20"/>
+            </w:pPr>
+            <w:r>
+              <w:rPr>
+                <w:rFonts w:ascii="Aptos" w:hAnsi="Aptos"/>
+                <w:b w:val="0"/>
+                <w:i w:val="0"/>
+                <w:sz w:val="22"/>
+              </w:rPr>
+              <w:t>29.  Powtórzenie materiału z całego semestru – budowanie zdań.</w:t>
+            </w:r>
+          </w:p>
+        </w:tc>
+        <w:tc>
+          <w:tcPr>
+            <w:tcW w:type="dxa" w:w="4252"/>
+          </w:tcPr>
+          <w:p>
+            <w:pPr>
+              <w:spacing w:before="20" w:after="20"/>
+            </w:pPr>
+            <w:r>
+              <w:rPr>
+                <w:rFonts w:ascii="Aptos" w:hAnsi="Aptos"/>
+                <w:b w:val="0"/>
+                <w:i w:val="0"/>
+                <w:sz w:val="22"/>
+              </w:rPr>
+            </w:r>
+          </w:p>
+        </w:tc>
+      </w:tr>
+      <w:tr>
+        <w:tc>
+          <w:tcPr>
+            <w:tcW w:type="dxa" w:w="680"/>
+          </w:tcPr>
+          <w:p>
+            <w:pPr>
+              <w:spacing w:before="20" w:after="20"/>
+            </w:pPr>
+            <w:r>
+              <w:rPr>
+                <w:rFonts w:ascii="Aptos" w:hAnsi="Aptos"/>
+                <w:b w:val="0"/>
+                <w:i w:val="0"/>
+                <w:sz w:val="22"/>
+              </w:rPr>
+              <w:t>30.</w:t>
+            </w:r>
+          </w:p>
+        </w:tc>
+        <w:tc>
+          <w:tcPr>
+            <w:tcW w:type="dxa" w:w="4536"/>
+          </w:tcPr>
+          <w:p>
+            <w:pPr>
+              <w:spacing w:before="20" w:after="20"/>
+            </w:pPr>
+            <w:r>
+              <w:rPr>
+                <w:rFonts w:ascii="Aptos" w:hAnsi="Aptos"/>
+                <w:b w:val="0"/>
+                <w:i w:val="0"/>
+                <w:sz w:val="22"/>
+              </w:rPr>
+              <w:t>30.  Kolokwium zaliczeniowe</w:t>
             </w:r>
           </w:p>
         </w:tc>
@@ -3244,7 +4085,7 @@
                 <w:i w:val="0"/>
                 <w:sz w:val="22"/>
               </w:rPr>
-              <w:t>Obecność na zajęciach – zgodnie z regulaminem 15% nieobecności nieustawiedliwionych, 15% nieobecności usprawiedliwionych; Prace pisemne – min. jedna praca na semestr.; Kolokwia/testy/kartkówki na podstawie opracowanego materiału – 1-2 na semestr (decyzja lektora); Wypowiedź ustna (o rodzaju decyduje lektor).; Przygotowywanie prac domowych oraz aktywne uczestnictwo w zajęciach.; Kryteria zaliczenia: uzyskanie przynajmniej 51% możliwych punktów za prace pisemne/testy/formę zaliczenia ustaloną przez lektora na podstawie poziomu grupy oraz pozytywna (min. 3.0) ocena łączna za pozostałe formy.</w:t>
+              <w:t>kolokwium; egzamin ustny; ocena sporządzonego dokumentu</w:t>
             </w:r>
           </w:p>
         </w:tc>
@@ -3301,7 +4142,7 @@
                 <w:i w:val="0"/>
                 <w:sz w:val="22"/>
               </w:rPr>
-              <w:t>Obecność na zajęciach – zgodnie z regulaminem 15% nieobecności nieustawiedliwionych, 15% nieobecności usprawiedliwionych; Prace pisemne – min. jedna praca na semestr.; Kolokwia/testy/kartkówki na podstawie opracowanego materiału – 1-2 na semestr (decyzja lektora); Wypowiedź ustna (o rodzaju decyduje lektor).; Przygotowywanie prac domowych oraz aktywne uczestnictwo w zajęciach.; Kryteria zaliczenia: uzyskanie przynajmniej 51% możliwych punktów za prace pisemne/testy/formę zaliczenia ustaloną przez lektora na podstawie poziomu grupy oraz pozytywna (min. 3.0) ocena łączna za pozostałe formy.</w:t>
+              <w:t>kolokwium; egzamin ustny; ocena sporządzonego dokumentu</w:t>
             </w:r>
           </w:p>
         </w:tc>
@@ -3358,7 +4199,7 @@
                 <w:i w:val="0"/>
                 <w:sz w:val="22"/>
               </w:rPr>
-              <w:t>Obecność na zajęciach – zgodnie z regulaminem 15% nieobecności nieustawiedliwionych, 15% nieobecności usprawiedliwionych; Prace pisemne – min. jedna praca na semestr.; Kolokwia/testy/kartkówki na podstawie opracowanego materiału – 1-2 na semestr (decyzja lektora); Wypowiedź ustna (o rodzaju decyduje lektor).; Przygotowywanie prac domowych oraz aktywne uczestnictwo w zajęciach.; Kryteria zaliczenia: uzyskanie przynajmniej 51% możliwych punktów za prace pisemne/testy/formę zaliczenia ustaloną przez lektora na podstawie poziomu grupy oraz pozytywna (min. 3.0) ocena łączna za pozostałe formy.</w:t>
+              <w:t>kolokwium; egzamin ustny; ocena sporządzonego dokumentu</w:t>
             </w:r>
           </w:p>
         </w:tc>
@@ -3521,7 +4362,7 @@
                 <w:i w:val="0"/>
                 <w:sz w:val="22"/>
               </w:rPr>
-              <w:t>Obecność na zajęciach – zgodnie z regulaminem 15% nieobecności nieustawiedliwionych, 15% nieobecności usprawiedliwionych; Prace pisemne – min. jedna praca na semestr.; Kolokwia/testy/kartkówki na podstawie opracowanego materiału – 1-2 na semestr (decyzja lektora); Wypowiedź ustna (o rodzaju decyduje lektor).; Przygotowywanie prac domowych oraz aktywne uczestnictwo w zajęciach.; Kryteria zaliczenia: uzyskanie przynajmniej 51% możliwych punktów za prace pisemne/testy/formę zaliczenia ustaloną przez lektora na podstawie poziomu grupy oraz pozytywna (min. 3.0) ocena łączna za pozostałe formy.</w:t>
+              <w:t>kolokwium; egzamin ustny; ocena sporządzonego dokumentu</w:t>
             </w:r>
           </w:p>
         </w:tc>
@@ -3579,7 +4420,7 @@
                 <w:i w:val="0"/>
                 <w:sz w:val="22"/>
               </w:rPr>
-              <w:t>Obecność na zajęciach – zgodnie z regulaminem 15% nieobecności nieustawiedliwionych, 15% nieobecności usprawiedliwionych; Prace pisemne – min. jedna praca na semestr.; Kolokwia/testy/kartkówki na podstawie opracowanego materiału – 1-2 na semestr (decyzja lektora); Wypowiedź ustna (o rodzaju decyduje lektor).; Przygotowywanie prac domowych oraz aktywne uczestnictwo w zajęciach.; Kryteria zaliczenia: uzyskanie przynajmniej 51% możliwych punktów za prace pisemne/testy/formę zaliczenia ustaloną przez lektora na podstawie poziomu grupy oraz pozytywna (min. 3.0) ocena łączna za pozostałe formy.</w:t>
+              <w:t>kolokwium; egzamin ustny; ocena sporządzonego dokumentu</w:t>
             </w:r>
           </w:p>
         </w:tc>
@@ -3742,7 +4583,7 @@
                 <w:i w:val="0"/>
                 <w:sz w:val="22"/>
               </w:rPr>
-              <w:t>Obecność na zajęciach – zgodnie z regulaminem 15% nieobecności nieustawiedliwionych, 15% nieobecności usprawiedliwionych; Prace pisemne – min. jedna praca na semestr.; Kolokwia/testy/kartkówki na podstawie opracowanego materiału – 1-2 na semestr (decyzja lektora); Wypowiedź ustna (o rodzaju decyduje lektor).; Przygotowywanie prac domowych oraz aktywne uczestnictwo w zajęciach.; Kryteria zaliczenia: uzyskanie przynajmniej 51% możliwych punktów za prace pisemne/testy/formę zaliczenia ustaloną przez lektora na podstawie poziomu grupy oraz pozytywna (min. 3.0) ocena łączna za pozostałe formy.</w:t>
+              <w:t>kolokwium; egzamin ustny; ocena sporządzonego dokumentu</w:t>
             </w:r>
           </w:p>
         </w:tc>
@@ -3800,7 +4641,7 @@
                 <w:i w:val="0"/>
                 <w:sz w:val="22"/>
               </w:rPr>
-              <w:t>Obecność na zajęciach – zgodnie z regulaminem 15% nieobecności nieustawiedliwionych, 15% nieobecności usprawiedliwionych; Prace pisemne – min. jedna praca na semestr.; Kolokwia/testy/kartkówki na podstawie opracowanego materiału – 1-2 na semestr (decyzja lektora); Wypowiedź ustna (o rodzaju decyduje lektor).; Przygotowywanie prac domowych oraz aktywne uczestnictwo w zajęciach.; Kryteria zaliczenia: uzyskanie przynajmniej 51% możliwych punktów za prace pisemne/testy/formę zaliczenia ustaloną przez lektora na podstawie poziomu grupy oraz pozytywna (min. 3.0) ocena łączna za pozostałe formy.</w:t>
+              <w:t>kolokwium; egzamin ustny; ocena sporządzonego dokumentu</w:t>
             </w:r>
           </w:p>
         </w:tc>

--- a/public/assets/files/niestacjonarne/JAP3.docx
+++ b/public/assets/files/niestacjonarne/JAP3.docx
@@ -315,7 +315,7 @@
                 <w:i w:val="0"/>
                 <w:sz w:val="22"/>
               </w:rPr>
-              <w:t>3</w:t>
+              <w:t>2</w:t>
             </w:r>
           </w:p>
         </w:tc>
@@ -1093,7 +1093,7 @@
                 <w:i w:val="0"/>
                 <w:sz w:val="22"/>
               </w:rPr>
-              <w:t>59</w:t>
+              <w:t>44</w:t>
             </w:r>
           </w:p>
         </w:tc>
@@ -1113,7 +1113,7 @@
                 <w:i w:val="0"/>
                 <w:sz w:val="22"/>
               </w:rPr>
-              <w:t>2.4</w:t>
+              <w:t>1.8</w:t>
             </w:r>
           </w:p>
         </w:tc>

--- a/public/assets/files/niestacjonarne/JAP3.docx
+++ b/public/assets/files/niestacjonarne/JAP3.docx
@@ -1093,7 +1093,7 @@
                 <w:i w:val="0"/>
                 <w:sz w:val="22"/>
               </w:rPr>
-              <w:t>44</w:t>
+              <w:t>34</w:t>
             </w:r>
           </w:p>
         </w:tc>
@@ -1113,7 +1113,7 @@
                 <w:i w:val="0"/>
                 <w:sz w:val="22"/>
               </w:rPr>
-              <w:t>1.8</w:t>
+              <w:t>1.4</w:t>
             </w:r>
           </w:p>
         </w:tc>

--- a/public/assets/files/niestacjonarne/JAP3.docx
+++ b/public/assets/files/niestacjonarne/JAP3.docx
@@ -4085,121 +4085,6 @@
                 <w:i w:val="0"/>
                 <w:sz w:val="22"/>
               </w:rPr>
-              <w:t>kolokwium; egzamin ustny; ocena sporządzonego dokumentu</w:t>
-            </w:r>
-          </w:p>
-        </w:tc>
-      </w:tr>
-      <w:tr>
-        <w:tc>
-          <w:tcPr>
-            <w:tcW w:type="dxa" w:w="3324"/>
-          </w:tcPr>
-          <w:p>
-            <w:pPr>
-              <w:spacing w:before="20" w:after="20"/>
-            </w:pPr>
-            <w:r>
-              <w:rPr>
-                <w:rFonts w:ascii="Aptos" w:hAnsi="Aptos"/>
-                <w:b w:val="0"/>
-                <w:i w:val="0"/>
-                <w:sz w:val="22"/>
-              </w:rPr>
-            </w:r>
-          </w:p>
-        </w:tc>
-        <w:tc>
-          <w:tcPr>
-            <w:tcW w:type="dxa" w:w="3324"/>
-          </w:tcPr>
-          <w:p>
-            <w:pPr>
-              <w:spacing w:before="20" w:after="20"/>
-            </w:pPr>
-            <w:r>
-              <w:rPr>
-                <w:rFonts w:ascii="Aptos" w:hAnsi="Aptos"/>
-                <w:b w:val="0"/>
-                <w:i w:val="0"/>
-                <w:sz w:val="22"/>
-              </w:rPr>
-            </w:r>
-          </w:p>
-        </w:tc>
-        <w:tc>
-          <w:tcPr>
-            <w:tcW w:type="dxa" w:w="3324"/>
-          </w:tcPr>
-          <w:p>
-            <w:pPr>
-              <w:spacing w:before="20" w:after="20"/>
-            </w:pPr>
-            <w:r>
-              <w:rPr>
-                <w:rFonts w:ascii="Aptos" w:hAnsi="Aptos"/>
-                <w:b w:val="0"/>
-                <w:i w:val="0"/>
-                <w:sz w:val="22"/>
-              </w:rPr>
-              <w:t>kolokwium; egzamin ustny; ocena sporządzonego dokumentu</w:t>
-            </w:r>
-          </w:p>
-        </w:tc>
-      </w:tr>
-      <w:tr>
-        <w:tc>
-          <w:tcPr>
-            <w:tcW w:type="dxa" w:w="3324"/>
-          </w:tcPr>
-          <w:p>
-            <w:pPr>
-              <w:spacing w:before="20" w:after="20"/>
-            </w:pPr>
-            <w:r>
-              <w:rPr>
-                <w:rFonts w:ascii="Aptos" w:hAnsi="Aptos"/>
-                <w:b w:val="0"/>
-                <w:i w:val="0"/>
-                <w:sz w:val="22"/>
-              </w:rPr>
-            </w:r>
-          </w:p>
-        </w:tc>
-        <w:tc>
-          <w:tcPr>
-            <w:tcW w:type="dxa" w:w="3324"/>
-          </w:tcPr>
-          <w:p>
-            <w:pPr>
-              <w:spacing w:before="20" w:after="20"/>
-            </w:pPr>
-            <w:r>
-              <w:rPr>
-                <w:rFonts w:ascii="Aptos" w:hAnsi="Aptos"/>
-                <w:b w:val="0"/>
-                <w:i w:val="0"/>
-                <w:sz w:val="22"/>
-              </w:rPr>
-            </w:r>
-          </w:p>
-        </w:tc>
-        <w:tc>
-          <w:tcPr>
-            <w:tcW w:type="dxa" w:w="3324"/>
-          </w:tcPr>
-          <w:p>
-            <w:pPr>
-              <w:spacing w:before="20" w:after="20"/>
-            </w:pPr>
-            <w:r>
-              <w:rPr>
-                <w:rFonts w:ascii="Aptos" w:hAnsi="Aptos"/>
-                <w:b w:val="0"/>
-                <w:i w:val="0"/>
-                <w:sz w:val="22"/>
-              </w:rPr>
-              <w:t>kolokwium; egzamin ustny; ocena sporządzonego dokumentu</w:t>
             </w:r>
           </w:p>
         </w:tc>
@@ -4362,7 +4247,7 @@
                 <w:i w:val="0"/>
                 <w:sz w:val="22"/>
               </w:rPr>
-              <w:t>kolokwium; egzamin ustny; ocena sporządzonego dokumentu</w:t>
+              <w:t>kolokwium, egzamin ustny, ocena sporządzonego dokumentu</w:t>
             </w:r>
           </w:p>
         </w:tc>
@@ -4420,7 +4305,7 @@
                 <w:i w:val="0"/>
                 <w:sz w:val="22"/>
               </w:rPr>
-              <w:t>kolokwium; egzamin ustny; ocena sporządzonego dokumentu</w:t>
+              <w:t>kolokwium, egzamin ustny, ocena sporządzonego dokumentu</w:t>
             </w:r>
           </w:p>
         </w:tc>
@@ -4546,6 +4431,7 @@
                 <w:i w:val="0"/>
                 <w:sz w:val="22"/>
               </w:rPr>
+              <w:t>K_K03</w:t>
             </w:r>
           </w:p>
         </w:tc>
@@ -4583,7 +4469,7 @@
                 <w:i w:val="0"/>
                 <w:sz w:val="22"/>
               </w:rPr>
-              <w:t>kolokwium; egzamin ustny; ocena sporządzonego dokumentu</w:t>
+              <w:t>kolokwium, egzamin ustny, ocena sporządzonego dokumentu</w:t>
             </w:r>
           </w:p>
         </w:tc>
@@ -4604,6 +4490,7 @@
                 <w:i w:val="0"/>
                 <w:sz w:val="22"/>
               </w:rPr>
+              <w:t>K_K03</w:t>
             </w:r>
           </w:p>
         </w:tc>
@@ -4641,7 +4528,7 @@
                 <w:i w:val="0"/>
                 <w:sz w:val="22"/>
               </w:rPr>
-              <w:t>kolokwium; egzamin ustny; ocena sporządzonego dokumentu</w:t>
+              <w:t>kolokwium, egzamin ustny, ocena sporządzonego dokumentu</w:t>
             </w:r>
           </w:p>
         </w:tc>

--- a/public/assets/files/niestacjonarne/JAP3.docx
+++ b/public/assets/files/niestacjonarne/JAP3.docx
@@ -315,7 +315,7 @@
                 <w:i w:val="0"/>
                 <w:sz w:val="22"/>
               </w:rPr>
-              <w:t>2</w:t>
+              <w:t>2.5</w:t>
             </w:r>
           </w:p>
         </w:tc>
@@ -1093,7 +1093,7 @@
                 <w:i w:val="0"/>
                 <w:sz w:val="22"/>
               </w:rPr>
-              <w:t>34</w:t>
+              <w:t>47</w:t>
             </w:r>
           </w:p>
         </w:tc>
@@ -1113,7 +1113,7 @@
                 <w:i w:val="0"/>
                 <w:sz w:val="22"/>
               </w:rPr>
-              <w:t>1.4</w:t>
+              <w:t>1.9</w:t>
             </w:r>
           </w:p>
         </w:tc>

--- a/public/assets/files/niestacjonarne/JAP3.docx
+++ b/public/assets/files/niestacjonarne/JAP3.docx
@@ -1894,14 +1894,13 @@
       </w:tblPr>
       <w:tblGrid>
         <w:gridCol w:w="680"/>
-        <w:gridCol w:w="4536"/>
-        <w:gridCol w:w="4252"/>
+        <w:gridCol w:w="8788"/>
       </w:tblGrid>
       <w:tr>
         <w:tc>
           <w:tcPr>
             <w:tcW w:type="dxa" w:w="9468"/>
-            <w:gridSpan w:val="3"/>
+            <w:gridSpan w:val="2"/>
             <w:shd w:val="clear" w:color="auto" w:fill="D9D9D9"/>
           </w:tcPr>
           <w:p>
@@ -1943,7 +1942,7 @@
         </w:tc>
         <w:tc>
           <w:tcPr>
-            <w:tcW w:type="dxa" w:w="4536"/>
+            <w:tcW w:type="dxa" w:w="8788"/>
             <w:shd w:val="clear" w:color="auto" w:fill="D9D9D9"/>
           </w:tcPr>
           <w:p>
@@ -1957,27 +1956,7 @@
                 <w:i w:val="0"/>
                 <w:sz w:val="16"/>
               </w:rPr>
-              <w:t>Wykład</w:t>
-            </w:r>
-          </w:p>
-        </w:tc>
-        <w:tc>
-          <w:tcPr>
-            <w:tcW w:type="dxa" w:w="4252"/>
-            <w:shd w:val="clear" w:color="auto" w:fill="D9D9D9"/>
-          </w:tcPr>
-          <w:p>
-            <w:pPr>
-              <w:spacing w:before="20" w:after="20"/>
-            </w:pPr>
-            <w:r>
-              <w:rPr>
-                <w:rFonts w:ascii="Aptos" w:hAnsi="Aptos"/>
-                <w:b/>
-                <w:i w:val="0"/>
-                <w:sz w:val="16"/>
-              </w:rPr>
-              <w:t>Ćwiczenia / Laboratorium / Pracownia</w:t>
+              <w:t>Treści programowe</w:t>
             </w:r>
           </w:p>
         </w:tc>
@@ -2004,7 +1983,7 @@
         </w:tc>
         <w:tc>
           <w:tcPr>
-            <w:tcW w:type="dxa" w:w="4536"/>
+            <w:tcW w:type="dxa" w:w="8788"/>
           </w:tcPr>
           <w:p>
             <w:pPr>
@@ -2018,24 +1997,6 @@
                 <w:sz w:val="22"/>
               </w:rPr>
               <w:t>1. Nowe kanji, przypomnienie czasowników i budowanie zdań.</w:t>
-            </w:r>
-          </w:p>
-        </w:tc>
-        <w:tc>
-          <w:tcPr>
-            <w:tcW w:type="dxa" w:w="4252"/>
-          </w:tcPr>
-          <w:p>
-            <w:pPr>
-              <w:spacing w:before="20" w:after="20"/>
-            </w:pPr>
-            <w:r>
-              <w:rPr>
-                <w:rFonts w:ascii="Aptos" w:hAnsi="Aptos"/>
-                <w:b w:val="0"/>
-                <w:i w:val="0"/>
-                <w:sz w:val="22"/>
-              </w:rPr>
             </w:r>
           </w:p>
         </w:tc>
@@ -2062,7 +2023,7 @@
         </w:tc>
         <w:tc>
           <w:tcPr>
-            <w:tcW w:type="dxa" w:w="4536"/>
+            <w:tcW w:type="dxa" w:w="8788"/>
           </w:tcPr>
           <w:p>
             <w:pPr>
@@ -2076,24 +2037,6 @@
                 <w:sz w:val="22"/>
               </w:rPr>
               <w:t>2. Przypomnienie znaków kanji i budowanie zdań.</w:t>
-            </w:r>
-          </w:p>
-        </w:tc>
-        <w:tc>
-          <w:tcPr>
-            <w:tcW w:type="dxa" w:w="4252"/>
-          </w:tcPr>
-          <w:p>
-            <w:pPr>
-              <w:spacing w:before="20" w:after="20"/>
-            </w:pPr>
-            <w:r>
-              <w:rPr>
-                <w:rFonts w:ascii="Aptos" w:hAnsi="Aptos"/>
-                <w:b w:val="0"/>
-                <w:i w:val="0"/>
-                <w:sz w:val="22"/>
-              </w:rPr>
             </w:r>
           </w:p>
         </w:tc>
@@ -2120,7 +2063,7 @@
         </w:tc>
         <w:tc>
           <w:tcPr>
-            <w:tcW w:type="dxa" w:w="4536"/>
+            <w:tcW w:type="dxa" w:w="8788"/>
           </w:tcPr>
           <w:p>
             <w:pPr>
@@ -2134,24 +2077,6 @@
                 <w:sz w:val="22"/>
               </w:rPr>
               <w:t>3. Zadania ze słuchu – porównania.</w:t>
-            </w:r>
-          </w:p>
-        </w:tc>
-        <w:tc>
-          <w:tcPr>
-            <w:tcW w:type="dxa" w:w="4252"/>
-          </w:tcPr>
-          <w:p>
-            <w:pPr>
-              <w:spacing w:before="20" w:after="20"/>
-            </w:pPr>
-            <w:r>
-              <w:rPr>
-                <w:rFonts w:ascii="Aptos" w:hAnsi="Aptos"/>
-                <w:b w:val="0"/>
-                <w:i w:val="0"/>
-                <w:sz w:val="22"/>
-              </w:rPr>
             </w:r>
           </w:p>
         </w:tc>
@@ -2178,7 +2103,7 @@
         </w:tc>
         <w:tc>
           <w:tcPr>
-            <w:tcW w:type="dxa" w:w="4536"/>
+            <w:tcW w:type="dxa" w:w="8788"/>
           </w:tcPr>
           <w:p>
             <w:pPr>
@@ -2192,24 +2117,6 @@
                 <w:sz w:val="22"/>
               </w:rPr>
               <w:t>4. Nauka znaków katakany ma,mi,mu,me,mo, ya,yu,yo, ra,ri,ru,re,ro,wa,wo,n / TEST (zdania z życia codziennego).</w:t>
-            </w:r>
-          </w:p>
-        </w:tc>
-        <w:tc>
-          <w:tcPr>
-            <w:tcW w:type="dxa" w:w="4252"/>
-          </w:tcPr>
-          <w:p>
-            <w:pPr>
-              <w:spacing w:before="20" w:after="20"/>
-            </w:pPr>
-            <w:r>
-              <w:rPr>
-                <w:rFonts w:ascii="Aptos" w:hAnsi="Aptos"/>
-                <w:b w:val="0"/>
-                <w:i w:val="0"/>
-                <w:sz w:val="22"/>
-              </w:rPr>
             </w:r>
           </w:p>
         </w:tc>
@@ -2236,7 +2143,7 @@
         </w:tc>
         <w:tc>
           <w:tcPr>
-            <w:tcW w:type="dxa" w:w="4536"/>
+            <w:tcW w:type="dxa" w:w="8788"/>
           </w:tcPr>
           <w:p>
             <w:pPr>
@@ -2250,24 +2157,6 @@
                 <w:sz w:val="22"/>
               </w:rPr>
               <w:t>5.  Zadania z tekstem „ moje miasto” – analiza tekstu i poznanie nowych słów.</w:t>
-            </w:r>
-          </w:p>
-        </w:tc>
-        <w:tc>
-          <w:tcPr>
-            <w:tcW w:type="dxa" w:w="4252"/>
-          </w:tcPr>
-          <w:p>
-            <w:pPr>
-              <w:spacing w:before="20" w:after="20"/>
-            </w:pPr>
-            <w:r>
-              <w:rPr>
-                <w:rFonts w:ascii="Aptos" w:hAnsi="Aptos"/>
-                <w:b w:val="0"/>
-                <w:i w:val="0"/>
-                <w:sz w:val="22"/>
-              </w:rPr>
             </w:r>
           </w:p>
         </w:tc>
@@ -2294,7 +2183,7 @@
         </w:tc>
         <w:tc>
           <w:tcPr>
-            <w:tcW w:type="dxa" w:w="4536"/>
+            <w:tcW w:type="dxa" w:w="8788"/>
           </w:tcPr>
           <w:p>
             <w:pPr>
@@ -2308,24 +2197,6 @@
                 <w:sz w:val="22"/>
               </w:rPr>
               <w:t>6.  Zadania z tekstem „ różne obrazy” – analiza tekstu i poznanie nowych słów.</w:t>
-            </w:r>
-          </w:p>
-        </w:tc>
-        <w:tc>
-          <w:tcPr>
-            <w:tcW w:type="dxa" w:w="4252"/>
-          </w:tcPr>
-          <w:p>
-            <w:pPr>
-              <w:spacing w:before="20" w:after="20"/>
-            </w:pPr>
-            <w:r>
-              <w:rPr>
-                <w:rFonts w:ascii="Aptos" w:hAnsi="Aptos"/>
-                <w:b w:val="0"/>
-                <w:i w:val="0"/>
-                <w:sz w:val="22"/>
-              </w:rPr>
             </w:r>
           </w:p>
         </w:tc>
@@ -2352,7 +2223,7 @@
         </w:tc>
         <w:tc>
           <w:tcPr>
-            <w:tcW w:type="dxa" w:w="4536"/>
+            <w:tcW w:type="dxa" w:w="8788"/>
           </w:tcPr>
           <w:p>
             <w:pPr>
@@ -2366,24 +2237,6 @@
                 <w:sz w:val="22"/>
               </w:rPr>
               <w:t>7.  Zadania z tekstem „ jak dojechać do…..” – analiza tekstu i poznanie nowych słów.</w:t>
-            </w:r>
-          </w:p>
-        </w:tc>
-        <w:tc>
-          <w:tcPr>
-            <w:tcW w:type="dxa" w:w="4252"/>
-          </w:tcPr>
-          <w:p>
-            <w:pPr>
-              <w:spacing w:before="20" w:after="20"/>
-            </w:pPr>
-            <w:r>
-              <w:rPr>
-                <w:rFonts w:ascii="Aptos" w:hAnsi="Aptos"/>
-                <w:b w:val="0"/>
-                <w:i w:val="0"/>
-                <w:sz w:val="22"/>
-              </w:rPr>
             </w:r>
           </w:p>
         </w:tc>
@@ -2410,7 +2263,7 @@
         </w:tc>
         <w:tc>
           <w:tcPr>
-            <w:tcW w:type="dxa" w:w="4536"/>
+            <w:tcW w:type="dxa" w:w="8788"/>
           </w:tcPr>
           <w:p>
             <w:pPr>
@@ -2424,24 +2277,6 @@
                 <w:sz w:val="22"/>
               </w:rPr>
               <w:t>8.  PRACA PISEMNA(wypracowanie) – opisać wybrany obraz</w:t>
-            </w:r>
-          </w:p>
-        </w:tc>
-        <w:tc>
-          <w:tcPr>
-            <w:tcW w:type="dxa" w:w="4252"/>
-          </w:tcPr>
-          <w:p>
-            <w:pPr>
-              <w:spacing w:before="20" w:after="20"/>
-            </w:pPr>
-            <w:r>
-              <w:rPr>
-                <w:rFonts w:ascii="Aptos" w:hAnsi="Aptos"/>
-                <w:b w:val="0"/>
-                <w:i w:val="0"/>
-                <w:sz w:val="22"/>
-              </w:rPr>
             </w:r>
           </w:p>
         </w:tc>
@@ -2468,7 +2303,7 @@
         </w:tc>
         <w:tc>
           <w:tcPr>
-            <w:tcW w:type="dxa" w:w="4536"/>
+            <w:tcW w:type="dxa" w:w="8788"/>
           </w:tcPr>
           <w:p>
             <w:pPr>
@@ -2482,24 +2317,6 @@
                 <w:sz w:val="22"/>
               </w:rPr>
               <w:t>9.  Zadania z tekstem „ wywiad z mieszkańcem” – analiza tekstu i poznanie nowych słów.</w:t>
-            </w:r>
-          </w:p>
-        </w:tc>
-        <w:tc>
-          <w:tcPr>
-            <w:tcW w:type="dxa" w:w="4252"/>
-          </w:tcPr>
-          <w:p>
-            <w:pPr>
-              <w:spacing w:before="20" w:after="20"/>
-            </w:pPr>
-            <w:r>
-              <w:rPr>
-                <w:rFonts w:ascii="Aptos" w:hAnsi="Aptos"/>
-                <w:b w:val="0"/>
-                <w:i w:val="0"/>
-                <w:sz w:val="22"/>
-              </w:rPr>
             </w:r>
           </w:p>
         </w:tc>
@@ -2526,7 +2343,7 @@
         </w:tc>
         <w:tc>
           <w:tcPr>
-            <w:tcW w:type="dxa" w:w="4536"/>
+            <w:tcW w:type="dxa" w:w="8788"/>
           </w:tcPr>
           <w:p>
             <w:pPr>
@@ -2540,24 +2357,6 @@
                 <w:sz w:val="22"/>
               </w:rPr>
               <w:t>10.  Zadania z tekstem „ moja firma” – analiza tekstu i poznanie nowych słów.</w:t>
-            </w:r>
-          </w:p>
-        </w:tc>
-        <w:tc>
-          <w:tcPr>
-            <w:tcW w:type="dxa" w:w="4252"/>
-          </w:tcPr>
-          <w:p>
-            <w:pPr>
-              <w:spacing w:before="20" w:after="20"/>
-            </w:pPr>
-            <w:r>
-              <w:rPr>
-                <w:rFonts w:ascii="Aptos" w:hAnsi="Aptos"/>
-                <w:b w:val="0"/>
-                <w:i w:val="0"/>
-                <w:sz w:val="22"/>
-              </w:rPr>
             </w:r>
           </w:p>
         </w:tc>
@@ -2584,7 +2383,7 @@
         </w:tc>
         <w:tc>
           <w:tcPr>
-            <w:tcW w:type="dxa" w:w="4536"/>
+            <w:tcW w:type="dxa" w:w="8788"/>
           </w:tcPr>
           <w:p>
             <w:pPr>
@@ -2598,24 +2397,6 @@
                 <w:sz w:val="22"/>
               </w:rPr>
               <w:t>11.  PRACA PISEMNA(wypracowanie) – opisać swoją firmę</w:t>
-            </w:r>
-          </w:p>
-        </w:tc>
-        <w:tc>
-          <w:tcPr>
-            <w:tcW w:type="dxa" w:w="4252"/>
-          </w:tcPr>
-          <w:p>
-            <w:pPr>
-              <w:spacing w:before="20" w:after="20"/>
-            </w:pPr>
-            <w:r>
-              <w:rPr>
-                <w:rFonts w:ascii="Aptos" w:hAnsi="Aptos"/>
-                <w:b w:val="0"/>
-                <w:i w:val="0"/>
-                <w:sz w:val="22"/>
-              </w:rPr>
             </w:r>
           </w:p>
         </w:tc>
@@ -2642,7 +2423,7 @@
         </w:tc>
         <w:tc>
           <w:tcPr>
-            <w:tcW w:type="dxa" w:w="4536"/>
+            <w:tcW w:type="dxa" w:w="8788"/>
           </w:tcPr>
           <w:p>
             <w:pPr>
@@ -2656,24 +2437,6 @@
                 <w:sz w:val="22"/>
               </w:rPr>
               <w:t>12.  Język formalny i język nieformalny – porównanie i budowanie zdań – wprowadzenie, TEST Z KANJI</w:t>
-            </w:r>
-          </w:p>
-        </w:tc>
-        <w:tc>
-          <w:tcPr>
-            <w:tcW w:type="dxa" w:w="4252"/>
-          </w:tcPr>
-          <w:p>
-            <w:pPr>
-              <w:spacing w:before="20" w:after="20"/>
-            </w:pPr>
-            <w:r>
-              <w:rPr>
-                <w:rFonts w:ascii="Aptos" w:hAnsi="Aptos"/>
-                <w:b w:val="0"/>
-                <w:i w:val="0"/>
-                <w:sz w:val="22"/>
-              </w:rPr>
             </w:r>
           </w:p>
         </w:tc>
@@ -2700,7 +2463,7 @@
         </w:tc>
         <w:tc>
           <w:tcPr>
-            <w:tcW w:type="dxa" w:w="4536"/>
+            <w:tcW w:type="dxa" w:w="8788"/>
           </w:tcPr>
           <w:p>
             <w:pPr>
@@ -2714,24 +2477,6 @@
                 <w:sz w:val="22"/>
               </w:rPr>
               <w:t>13.  Język formalny i język nieformalny – porównanie i budowanie zdań i zadania ze słuchu</w:t>
-            </w:r>
-          </w:p>
-        </w:tc>
-        <w:tc>
-          <w:tcPr>
-            <w:tcW w:type="dxa" w:w="4252"/>
-          </w:tcPr>
-          <w:p>
-            <w:pPr>
-              <w:spacing w:before="20" w:after="20"/>
-            </w:pPr>
-            <w:r>
-              <w:rPr>
-                <w:rFonts w:ascii="Aptos" w:hAnsi="Aptos"/>
-                <w:b w:val="0"/>
-                <w:i w:val="0"/>
-                <w:sz w:val="22"/>
-              </w:rPr>
             </w:r>
           </w:p>
         </w:tc>
@@ -2758,7 +2503,7 @@
         </w:tc>
         <w:tc>
           <w:tcPr>
-            <w:tcW w:type="dxa" w:w="4536"/>
+            <w:tcW w:type="dxa" w:w="8788"/>
           </w:tcPr>
           <w:p>
             <w:pPr>
@@ -2772,24 +2517,6 @@
                 <w:sz w:val="22"/>
               </w:rPr>
               <w:t>14.  Język formalny i język nieformalny – oglądanie filmu i analiza tekstu pt. moje wakacje</w:t>
-            </w:r>
-          </w:p>
-        </w:tc>
-        <w:tc>
-          <w:tcPr>
-            <w:tcW w:type="dxa" w:w="4252"/>
-          </w:tcPr>
-          <w:p>
-            <w:pPr>
-              <w:spacing w:before="20" w:after="20"/>
-            </w:pPr>
-            <w:r>
-              <w:rPr>
-                <w:rFonts w:ascii="Aptos" w:hAnsi="Aptos"/>
-                <w:b w:val="0"/>
-                <w:i w:val="0"/>
-                <w:sz w:val="22"/>
-              </w:rPr>
             </w:r>
           </w:p>
         </w:tc>
@@ -2816,7 +2543,7 @@
         </w:tc>
         <w:tc>
           <w:tcPr>
-            <w:tcW w:type="dxa" w:w="4536"/>
+            <w:tcW w:type="dxa" w:w="8788"/>
           </w:tcPr>
           <w:p>
             <w:pPr>
@@ -2830,24 +2557,6 @@
                 <w:sz w:val="22"/>
               </w:rPr>
               <w:t>15.  Forma tari..tari…. i budowanie zdań z nową formą gramatyczną</w:t>
-            </w:r>
-          </w:p>
-        </w:tc>
-        <w:tc>
-          <w:tcPr>
-            <w:tcW w:type="dxa" w:w="4252"/>
-          </w:tcPr>
-          <w:p>
-            <w:pPr>
-              <w:spacing w:before="20" w:after="20"/>
-            </w:pPr>
-            <w:r>
-              <w:rPr>
-                <w:rFonts w:ascii="Aptos" w:hAnsi="Aptos"/>
-                <w:b w:val="0"/>
-                <w:i w:val="0"/>
-                <w:sz w:val="22"/>
-              </w:rPr>
             </w:r>
           </w:p>
         </w:tc>
@@ -2874,7 +2583,7 @@
         </w:tc>
         <w:tc>
           <w:tcPr>
-            <w:tcW w:type="dxa" w:w="4536"/>
+            <w:tcW w:type="dxa" w:w="8788"/>
           </w:tcPr>
           <w:p>
             <w:pPr>
@@ -2888,24 +2597,6 @@
                 <w:sz w:val="22"/>
               </w:rPr>
               <w:t>16.  Nowe znaki kanji i budowanie z nimi zdań</w:t>
-            </w:r>
-          </w:p>
-        </w:tc>
-        <w:tc>
-          <w:tcPr>
-            <w:tcW w:type="dxa" w:w="4252"/>
-          </w:tcPr>
-          <w:p>
-            <w:pPr>
-              <w:spacing w:before="20" w:after="20"/>
-            </w:pPr>
-            <w:r>
-              <w:rPr>
-                <w:rFonts w:ascii="Aptos" w:hAnsi="Aptos"/>
-                <w:b w:val="0"/>
-                <w:i w:val="0"/>
-                <w:sz w:val="22"/>
-              </w:rPr>
             </w:r>
           </w:p>
         </w:tc>
@@ -2932,7 +2623,7 @@
         </w:tc>
         <w:tc>
           <w:tcPr>
-            <w:tcW w:type="dxa" w:w="4536"/>
+            <w:tcW w:type="dxa" w:w="8788"/>
           </w:tcPr>
           <w:p>
             <w:pPr>
@@ -2946,24 +2637,6 @@
                 <w:sz w:val="22"/>
               </w:rPr>
               <w:t>17. Zdania przydawkowe i budowanie zdań – zadania ze słuchu</w:t>
-            </w:r>
-          </w:p>
-        </w:tc>
-        <w:tc>
-          <w:tcPr>
-            <w:tcW w:type="dxa" w:w="4252"/>
-          </w:tcPr>
-          <w:p>
-            <w:pPr>
-              <w:spacing w:before="20" w:after="20"/>
-            </w:pPr>
-            <w:r>
-              <w:rPr>
-                <w:rFonts w:ascii="Aptos" w:hAnsi="Aptos"/>
-                <w:b w:val="0"/>
-                <w:i w:val="0"/>
-                <w:sz w:val="22"/>
-              </w:rPr>
             </w:r>
           </w:p>
         </w:tc>
@@ -2990,7 +2663,7 @@
         </w:tc>
         <w:tc>
           <w:tcPr>
-            <w:tcW w:type="dxa" w:w="4536"/>
+            <w:tcW w:type="dxa" w:w="8788"/>
           </w:tcPr>
           <w:p>
             <w:pPr>
@@ -3004,24 +2677,6 @@
                 <w:sz w:val="22"/>
               </w:rPr>
               <w:t>18. Forma kotogaarimasu, kotogaarimashita/ zadania z nową formą gramatyczną + budowanie zdań</w:t>
-            </w:r>
-          </w:p>
-        </w:tc>
-        <w:tc>
-          <w:tcPr>
-            <w:tcW w:type="dxa" w:w="4252"/>
-          </w:tcPr>
-          <w:p>
-            <w:pPr>
-              <w:spacing w:before="20" w:after="20"/>
-            </w:pPr>
-            <w:r>
-              <w:rPr>
-                <w:rFonts w:ascii="Aptos" w:hAnsi="Aptos"/>
-                <w:b w:val="0"/>
-                <w:i w:val="0"/>
-                <w:sz w:val="22"/>
-              </w:rPr>
             </w:r>
           </w:p>
         </w:tc>
@@ -3048,7 +2703,7 @@
         </w:tc>
         <w:tc>
           <w:tcPr>
-            <w:tcW w:type="dxa" w:w="4536"/>
+            <w:tcW w:type="dxa" w:w="8788"/>
           </w:tcPr>
           <w:p>
             <w:pPr>
@@ -3062,24 +2717,6 @@
                 <w:sz w:val="22"/>
               </w:rPr>
               <w:t>19.  Forma gramatyczna nai – przypomnienie – budowanie zdań</w:t>
-            </w:r>
-          </w:p>
-        </w:tc>
-        <w:tc>
-          <w:tcPr>
-            <w:tcW w:type="dxa" w:w="4252"/>
-          </w:tcPr>
-          <w:p>
-            <w:pPr>
-              <w:spacing w:before="20" w:after="20"/>
-            </w:pPr>
-            <w:r>
-              <w:rPr>
-                <w:rFonts w:ascii="Aptos" w:hAnsi="Aptos"/>
-                <w:b w:val="0"/>
-                <w:i w:val="0"/>
-                <w:sz w:val="22"/>
-              </w:rPr>
             </w:r>
           </w:p>
         </w:tc>
@@ -3106,7 +2743,7 @@
         </w:tc>
         <w:tc>
           <w:tcPr>
-            <w:tcW w:type="dxa" w:w="4536"/>
+            <w:tcW w:type="dxa" w:w="8788"/>
           </w:tcPr>
           <w:p>
             <w:pPr>
@@ -3120,24 +2757,6 @@
                 <w:sz w:val="22"/>
               </w:rPr>
               <w:t>20.  Forma gramatyczna  nakerebanarimasen i budowanie zdań, Nowe znaki kanji i budowanie z nimi zdań</w:t>
-            </w:r>
-          </w:p>
-        </w:tc>
-        <w:tc>
-          <w:tcPr>
-            <w:tcW w:type="dxa" w:w="4252"/>
-          </w:tcPr>
-          <w:p>
-            <w:pPr>
-              <w:spacing w:before="20" w:after="20"/>
-            </w:pPr>
-            <w:r>
-              <w:rPr>
-                <w:rFonts w:ascii="Aptos" w:hAnsi="Aptos"/>
-                <w:b w:val="0"/>
-                <w:i w:val="0"/>
-                <w:sz w:val="22"/>
-              </w:rPr>
             </w:r>
           </w:p>
         </w:tc>
@@ -3164,7 +2783,7 @@
         </w:tc>
         <w:tc>
           <w:tcPr>
-            <w:tcW w:type="dxa" w:w="4536"/>
+            <w:tcW w:type="dxa" w:w="8788"/>
           </w:tcPr>
           <w:p>
             <w:pPr>
@@ -3178,24 +2797,6 @@
                 <w:sz w:val="22"/>
               </w:rPr>
               <w:t>21. Forma gramatyczna nakutemoiidesu i budowanie zdań, nowe znaki kanji, TEST Z KANJI</w:t>
-            </w:r>
-          </w:p>
-        </w:tc>
-        <w:tc>
-          <w:tcPr>
-            <w:tcW w:type="dxa" w:w="4252"/>
-          </w:tcPr>
-          <w:p>
-            <w:pPr>
-              <w:spacing w:before="20" w:after="20"/>
-            </w:pPr>
-            <w:r>
-              <w:rPr>
-                <w:rFonts w:ascii="Aptos" w:hAnsi="Aptos"/>
-                <w:b w:val="0"/>
-                <w:i w:val="0"/>
-                <w:sz w:val="22"/>
-              </w:rPr>
             </w:r>
           </w:p>
         </w:tc>
@@ -3222,7 +2823,7 @@
         </w:tc>
         <w:tc>
           <w:tcPr>
-            <w:tcW w:type="dxa" w:w="4536"/>
+            <w:tcW w:type="dxa" w:w="8788"/>
           </w:tcPr>
           <w:p>
             <w:pPr>
@@ -3236,24 +2837,6 @@
                 <w:sz w:val="22"/>
               </w:rPr>
               <w:t>22. Forma gramatyczna naidekudasai i budowanie zdań, nowe znaki kanji</w:t>
-            </w:r>
-          </w:p>
-        </w:tc>
-        <w:tc>
-          <w:tcPr>
-            <w:tcW w:type="dxa" w:w="4252"/>
-          </w:tcPr>
-          <w:p>
-            <w:pPr>
-              <w:spacing w:before="20" w:after="20"/>
-            </w:pPr>
-            <w:r>
-              <w:rPr>
-                <w:rFonts w:ascii="Aptos" w:hAnsi="Aptos"/>
-                <w:b w:val="0"/>
-                <w:i w:val="0"/>
-                <w:sz w:val="22"/>
-              </w:rPr>
             </w:r>
           </w:p>
         </w:tc>
@@ -3280,7 +2863,7 @@
         </w:tc>
         <w:tc>
           <w:tcPr>
-            <w:tcW w:type="dxa" w:w="4536"/>
+            <w:tcW w:type="dxa" w:w="8788"/>
           </w:tcPr>
           <w:p>
             <w:pPr>
@@ -3294,24 +2877,6 @@
                 <w:sz w:val="22"/>
               </w:rPr>
               <w:t>23. Słuchanie – tematyka związana z życiem i czas teraźniejszy-ciągły nowe znaki kanji</w:t>
-            </w:r>
-          </w:p>
-        </w:tc>
-        <w:tc>
-          <w:tcPr>
-            <w:tcW w:type="dxa" w:w="4252"/>
-          </w:tcPr>
-          <w:p>
-            <w:pPr>
-              <w:spacing w:before="20" w:after="20"/>
-            </w:pPr>
-            <w:r>
-              <w:rPr>
-                <w:rFonts w:ascii="Aptos" w:hAnsi="Aptos"/>
-                <w:b w:val="0"/>
-                <w:i w:val="0"/>
-                <w:sz w:val="22"/>
-              </w:rPr>
             </w:r>
           </w:p>
         </w:tc>
@@ -3338,7 +2903,7 @@
         </w:tc>
         <w:tc>
           <w:tcPr>
-            <w:tcW w:type="dxa" w:w="4536"/>
+            <w:tcW w:type="dxa" w:w="8788"/>
           </w:tcPr>
           <w:p>
             <w:pPr>
@@ -3352,24 +2917,6 @@
                 <w:sz w:val="22"/>
               </w:rPr>
               <w:t>24.  Nowe znaki kanji i budowanie z nimi zdań, gramatyka: toki, maeni, atode, nagara.</w:t>
-            </w:r>
-          </w:p>
-        </w:tc>
-        <w:tc>
-          <w:tcPr>
-            <w:tcW w:type="dxa" w:w="4252"/>
-          </w:tcPr>
-          <w:p>
-            <w:pPr>
-              <w:spacing w:before="20" w:after="20"/>
-            </w:pPr>
-            <w:r>
-              <w:rPr>
-                <w:rFonts w:ascii="Aptos" w:hAnsi="Aptos"/>
-                <w:b w:val="0"/>
-                <w:i w:val="0"/>
-                <w:sz w:val="22"/>
-              </w:rPr>
             </w:r>
           </w:p>
         </w:tc>
@@ -3396,7 +2943,7 @@
         </w:tc>
         <w:tc>
           <w:tcPr>
-            <w:tcW w:type="dxa" w:w="4536"/>
+            <w:tcW w:type="dxa" w:w="8788"/>
           </w:tcPr>
           <w:p>
             <w:pPr>
@@ -3410,24 +2957,6 @@
                 <w:sz w:val="22"/>
               </w:rPr>
               <w:t>25.  Próbne testy JLPT ; kanji, gramatyka, czytanki i słuchanie.</w:t>
-            </w:r>
-          </w:p>
-        </w:tc>
-        <w:tc>
-          <w:tcPr>
-            <w:tcW w:type="dxa" w:w="4252"/>
-          </w:tcPr>
-          <w:p>
-            <w:pPr>
-              <w:spacing w:before="20" w:after="20"/>
-            </w:pPr>
-            <w:r>
-              <w:rPr>
-                <w:rFonts w:ascii="Aptos" w:hAnsi="Aptos"/>
-                <w:b w:val="0"/>
-                <w:i w:val="0"/>
-                <w:sz w:val="22"/>
-              </w:rPr>
             </w:r>
           </w:p>
         </w:tc>
@@ -3454,7 +2983,7 @@
         </w:tc>
         <w:tc>
           <w:tcPr>
-            <w:tcW w:type="dxa" w:w="4536"/>
+            <w:tcW w:type="dxa" w:w="8788"/>
           </w:tcPr>
           <w:p>
             <w:pPr>
@@ -3468,24 +2997,6 @@
                 <w:sz w:val="22"/>
               </w:rPr>
               <w:t>26.  Nowe kanji i budowanie zdań.</w:t>
-            </w:r>
-          </w:p>
-        </w:tc>
-        <w:tc>
-          <w:tcPr>
-            <w:tcW w:type="dxa" w:w="4252"/>
-          </w:tcPr>
-          <w:p>
-            <w:pPr>
-              <w:spacing w:before="20" w:after="20"/>
-            </w:pPr>
-            <w:r>
-              <w:rPr>
-                <w:rFonts w:ascii="Aptos" w:hAnsi="Aptos"/>
-                <w:b w:val="0"/>
-                <w:i w:val="0"/>
-                <w:sz w:val="22"/>
-              </w:rPr>
             </w:r>
           </w:p>
         </w:tc>
@@ -3512,7 +3023,7 @@
         </w:tc>
         <w:tc>
           <w:tcPr>
-            <w:tcW w:type="dxa" w:w="4536"/>
+            <w:tcW w:type="dxa" w:w="8788"/>
           </w:tcPr>
           <w:p>
             <w:pPr>
@@ -3526,24 +3037,6 @@
                 <w:sz w:val="22"/>
               </w:rPr>
               <w:t>27.  Nowe kanji,  Próbne testy JLPT ; kanji, gramatyka, czytanki i słuchanie .</w:t>
-            </w:r>
-          </w:p>
-        </w:tc>
-        <w:tc>
-          <w:tcPr>
-            <w:tcW w:type="dxa" w:w="4252"/>
-          </w:tcPr>
-          <w:p>
-            <w:pPr>
-              <w:spacing w:before="20" w:after="20"/>
-            </w:pPr>
-            <w:r>
-              <w:rPr>
-                <w:rFonts w:ascii="Aptos" w:hAnsi="Aptos"/>
-                <w:b w:val="0"/>
-                <w:i w:val="0"/>
-                <w:sz w:val="22"/>
-              </w:rPr>
             </w:r>
           </w:p>
         </w:tc>
@@ -3570,7 +3063,7 @@
         </w:tc>
         <w:tc>
           <w:tcPr>
-            <w:tcW w:type="dxa" w:w="4536"/>
+            <w:tcW w:type="dxa" w:w="8788"/>
           </w:tcPr>
           <w:p>
             <w:pPr>
@@ -3584,24 +3077,6 @@
                 <w:sz w:val="22"/>
               </w:rPr>
               <w:t>28.  Próbne testy JLPT ; kanji, gramatyka, czytanki i słuchanie.</w:t>
-            </w:r>
-          </w:p>
-        </w:tc>
-        <w:tc>
-          <w:tcPr>
-            <w:tcW w:type="dxa" w:w="4252"/>
-          </w:tcPr>
-          <w:p>
-            <w:pPr>
-              <w:spacing w:before="20" w:after="20"/>
-            </w:pPr>
-            <w:r>
-              <w:rPr>
-                <w:rFonts w:ascii="Aptos" w:hAnsi="Aptos"/>
-                <w:b w:val="0"/>
-                <w:i w:val="0"/>
-                <w:sz w:val="22"/>
-              </w:rPr>
             </w:r>
           </w:p>
         </w:tc>
@@ -3628,7 +3103,7 @@
         </w:tc>
         <w:tc>
           <w:tcPr>
-            <w:tcW w:type="dxa" w:w="4536"/>
+            <w:tcW w:type="dxa" w:w="8788"/>
           </w:tcPr>
           <w:p>
             <w:pPr>
@@ -3642,24 +3117,6 @@
                 <w:sz w:val="22"/>
               </w:rPr>
               <w:t>29.  Powtórzenie materiału z całego semestru – budowanie zdań.</w:t>
-            </w:r>
-          </w:p>
-        </w:tc>
-        <w:tc>
-          <w:tcPr>
-            <w:tcW w:type="dxa" w:w="4252"/>
-          </w:tcPr>
-          <w:p>
-            <w:pPr>
-              <w:spacing w:before="20" w:after="20"/>
-            </w:pPr>
-            <w:r>
-              <w:rPr>
-                <w:rFonts w:ascii="Aptos" w:hAnsi="Aptos"/>
-                <w:b w:val="0"/>
-                <w:i w:val="0"/>
-                <w:sz w:val="22"/>
-              </w:rPr>
             </w:r>
           </w:p>
         </w:tc>
@@ -3686,7 +3143,7 @@
         </w:tc>
         <w:tc>
           <w:tcPr>
-            <w:tcW w:type="dxa" w:w="4536"/>
+            <w:tcW w:type="dxa" w:w="8788"/>
           </w:tcPr>
           <w:p>
             <w:pPr>
@@ -3700,24 +3157,6 @@
                 <w:sz w:val="22"/>
               </w:rPr>
               <w:t>30.  Kolokwium zaliczeniowe</w:t>
-            </w:r>
-          </w:p>
-        </w:tc>
-        <w:tc>
-          <w:tcPr>
-            <w:tcW w:type="dxa" w:w="4252"/>
-          </w:tcPr>
-          <w:p>
-            <w:pPr>
-              <w:spacing w:before="20" w:after="20"/>
-            </w:pPr>
-            <w:r>
-              <w:rPr>
-                <w:rFonts w:ascii="Aptos" w:hAnsi="Aptos"/>
-                <w:b w:val="0"/>
-                <w:i w:val="0"/>
-                <w:sz w:val="22"/>
-              </w:rPr>
             </w:r>
           </w:p>
         </w:tc>

--- a/public/assets/files/niestacjonarne/JAP3.docx
+++ b/public/assets/files/niestacjonarne/JAP3.docx
@@ -315,7 +315,7 @@
                 <w:i w:val="0"/>
                 <w:sz w:val="22"/>
               </w:rPr>
-              <w:t>2.5</w:t>
+              <w:t>2</w:t>
             </w:r>
           </w:p>
         </w:tc>
@@ -1093,7 +1093,7 @@
                 <w:i w:val="0"/>
                 <w:sz w:val="22"/>
               </w:rPr>
-              <w:t>47</w:t>
+              <w:t>34</w:t>
             </w:r>
           </w:p>
         </w:tc>
@@ -1113,7 +1113,7 @@
                 <w:i w:val="0"/>
                 <w:sz w:val="22"/>
               </w:rPr>
-              <w:t>1.9</w:t>
+              <w:t>1.4</w:t>
             </w:r>
           </w:p>
         </w:tc>
